--- a/docs/dok_beadando_MS9N6H_GJJSEO_v2.docx
+++ b/docs/dok_beadando_MS9N6H_GJJSEO_v2.docx
@@ -60,19 +60,11 @@
           <w:i/>
         </w:rPr>
       </w:pPr>
-      <w:proofErr w:type="spellStart"/>
       <w:r>
         <w:rPr>
           <w:i/>
         </w:rPr>
-        <w:t>www</w:t>
-      </w:r>
-      <w:proofErr w:type="spellEnd"/>
-      <w:r>
-        <w:rPr>
-          <w:i/>
-        </w:rPr>
-        <w:t xml:space="preserve">: </w:t>
+        <w:t xml:space="preserve">www: </w:t>
       </w:r>
       <w:r>
         <w:rPr>
@@ -85,20 +77,7 @@
           <w:i/>
         </w:rPr>
         <w:br/>
-      </w:r>
-      <w:proofErr w:type="spellStart"/>
-      <w:r>
-        <w:rPr>
-          <w:i/>
-        </w:rPr>
-        <w:t>Github</w:t>
-      </w:r>
-      <w:proofErr w:type="spellEnd"/>
-      <w:r>
-        <w:rPr>
-          <w:i/>
-        </w:rPr>
-        <w:t xml:space="preserve">: </w:t>
+        <w:t xml:space="preserve">Github: </w:t>
       </w:r>
       <w:r>
         <w:rPr>
@@ -134,15 +113,7 @@
         <w:jc w:val="center"/>
       </w:pPr>
       <w:r>
-        <w:t xml:space="preserve">Készítette: Pugner István - MS9N6H &amp; </w:t>
-      </w:r>
-      <w:proofErr w:type="spellStart"/>
-      <w:r>
-        <w:t>Ujvárosi</w:t>
-      </w:r>
-      <w:proofErr w:type="spellEnd"/>
-      <w:r>
-        <w:t xml:space="preserve"> Mihály - GJJSEO</w:t>
+        <w:t>Készítette: Pugner István - MS9N6H &amp; Ujvárosi Mihály - GJJSEO</w:t>
       </w:r>
     </w:p>
     <w:p>
@@ -1783,15 +1754,7 @@
         <w:spacing w:after="120"/>
       </w:pPr>
       <w:r>
-        <w:t xml:space="preserve">A beadandó feladat célja egy olyan webalkalmazás elkészítése volt, amely egyszerre mutatja be a klasszikus kliensoldali JavaScript, a komponensalapú </w:t>
-      </w:r>
-      <w:proofErr w:type="spellStart"/>
-      <w:r>
-        <w:t>React</w:t>
-      </w:r>
-      <w:proofErr w:type="spellEnd"/>
-      <w:r>
-        <w:t>-fejlesztés, a szerveroldali adatbázis-kommunikáció, valamint az objektumorientált JavaScript-programozás gyakorlatát. A megoldás közös témája a magyarországi régiók, megyék, lakosságszámok és foglalkoztatási adatok feldolgozása lett, mert ez a témakör jól strukturálható relációs adatbázisra, ugyanakkor kellően szemléletes ahhoz, hogy több különböző nézetben is értelmes felhasználói felületet lehessen rá építeni.</w:t>
+        <w:t>A beadandó feladat célja egy olyan webalkalmazás elkészítése volt, amely egyszerre mutatja be a klasszikus kliensoldali JavaScript, a komponensalapú React-fejlesztés, a szerveroldali adatbázis-kommunikáció, valamint az objektumorientált JavaScript-programozás gyakorlatát. A megoldás közös témája a magyarországi régiók, megyék, lakosságszámok és foglalkoztatási adatok feldolgozása lett, mert ez a témakör jól strukturálható relációs adatbázisra, ugyanakkor kellően szemléletes ahhoz, hogy több különböző nézetben is értelmes felhasználói felületet lehessen rá építeni.</w:t>
       </w:r>
     </w:p>
     <w:p>
@@ -1799,23 +1762,7 @@
         <w:spacing w:after="120"/>
       </w:pPr>
       <w:r>
-        <w:t xml:space="preserve">A rendszer tervezésekor az volt a fő szempont, hogy ne hét teljesen különálló felület jöjjön létre, hanem egy olyan, egységes világra épülő alkalmazás, ahol minden oldal ugyanarra a </w:t>
-      </w:r>
-      <w:proofErr w:type="spellStart"/>
-      <w:r>
-        <w:t>domainre</w:t>
-      </w:r>
-      <w:proofErr w:type="spellEnd"/>
-      <w:r>
-        <w:t xml:space="preserve"> támaszkodik. A felhasználó így nem elszigetelt technológiai példákat lát, hanem ugyanannak az adathalmaznak eltérő megközelítéseit: egyszerű tömbalapú kezelést, </w:t>
-      </w:r>
-      <w:proofErr w:type="spellStart"/>
-      <w:r>
-        <w:t>React</w:t>
-      </w:r>
-      <w:proofErr w:type="spellEnd"/>
-      <w:r>
-        <w:t xml:space="preserve"> állapotkezelést, egylapos interakciót, illetve backenddel kommunikáló modulokat.</w:t>
+        <w:t>A rendszer tervezésekor az volt a fő szempont, hogy ne hét teljesen különálló felület jöjjön létre, hanem egy olyan, egységes világra épülő alkalmazás, ahol minden oldal ugyanarra a domainre támaszkodik. A felhasználó így nem elszigetelt technológiai példákat lát, hanem ugyanannak az adathalmaznak eltérő megközelítéseit: egyszerű tömbalapú kezelést, React állapotkezelést, egylapos interakciót, illetve backenddel kommunikáló modulokat.</w:t>
       </w:r>
     </w:p>
     <w:p>
@@ -1823,21 +1770,13 @@
         <w:spacing w:after="120"/>
       </w:pPr>
       <w:r>
-        <w:t xml:space="preserve">A dokumentáció ennek megfelelően nem pusztán felsorolja az elkészült fájlokat, hanem értelmezi is a projektet. Célja, hogy a beadandó minden fontos része visszakövethető legyen: milyen adattáblákra épül, hol találhatók a kliensoldali és szerveroldali állományok, hogyan működik a konfigurációs réteg, miként történik a </w:t>
-      </w:r>
-      <w:proofErr w:type="spellStart"/>
-      <w:r>
-        <w:t>build</w:t>
+        <w:t>A dokumentáció ennek megfelelően nem pusztán felsorolja az elkészült fájlokat, hanem értelmezi is a projektet. Célja, hogy a beadandó minden fontos része visszakövethető legyen: milyen adattáblákra épül, hol találhatók a kliensoldali és szerveroldali állományok, hogyan működik a konfigurációs réteg, miként történik a build</w:t>
       </w:r>
       <w:r>
         <w:t>-</w:t>
       </w:r>
       <w:r>
-        <w:t>elés</w:t>
-      </w:r>
-      <w:proofErr w:type="spellEnd"/>
-      <w:r>
-        <w:t>, és milyen tesztelési lépések szükségesek ahhoz, hogy a rendszer stabilnak tekinthető legyen.</w:t>
+        <w:t>elés, és milyen tesztelési lépések szükségesek ahhoz, hogy a rendszer stabilnak tekinthető legyen.</w:t>
       </w:r>
     </w:p>
     <w:p>
@@ -1871,31 +1810,7 @@
         <w:spacing w:after="120"/>
       </w:pPr>
       <w:r>
-        <w:t xml:space="preserve">A feladat értelmezésénél fontos volt felismerni, hogy a követelmény nem csupán egy technológiai lista kipipálását jelenti. A főoldal, a JavaScript CRUD, a </w:t>
-      </w:r>
-      <w:proofErr w:type="spellStart"/>
-      <w:r>
-        <w:t>React</w:t>
-      </w:r>
-      <w:proofErr w:type="spellEnd"/>
-      <w:r>
-        <w:t xml:space="preserve"> CRUD, a SPA, a </w:t>
-      </w:r>
-      <w:proofErr w:type="spellStart"/>
-      <w:r>
-        <w:t>Fetch</w:t>
-      </w:r>
-      <w:proofErr w:type="spellEnd"/>
-      <w:r>
-        <w:t xml:space="preserve"> API, az </w:t>
-      </w:r>
-      <w:proofErr w:type="spellStart"/>
-      <w:r>
-        <w:t>Axios</w:t>
-      </w:r>
-      <w:proofErr w:type="spellEnd"/>
-      <w:r>
-        <w:t xml:space="preserve"> és az OOJS rész együtt alkotják a beadandót. Ebből következik, hogy a projekt minőségét nem kizárólag az dönti el, hogy minden menüpont működik-e, hanem az is, hogy ezek mennyire alkotnak egységes rendszert. A projekt célja ezért az lett, hogy egyetlen közös adatvilágot több módszerrel lehessen kezelni és bemutatni.</w:t>
+        <w:t>A feladat értelmezésénél fontos volt felismerni, hogy a követelmény nem csupán egy technológiai lista kipipálását jelenti. A főoldal, a JavaScript CRUD, a React CRUD, a SPA, a Fetch API, az Axios és az OOJS rész együtt alkotják a beadandót. Ebből következik, hogy a projekt minőségét nem kizárólag az dönti el, hogy minden menüpont működik-e, hanem az is, hogy ezek mennyire alkotnak egységes rendszert. A projekt célja ezért az lett, hogy egyetlen közös adatvilágot több módszerrel lehessen kezelni és bemutatni.</w:t>
       </w:r>
     </w:p>
     <w:p>
@@ -1911,15 +1826,7 @@
         <w:spacing w:after="120"/>
       </w:pPr>
       <w:r>
-        <w:t xml:space="preserve">A projektcél tehát három rétegben foglalható össze. Az első a funkcionális réteg: legyenek működő CRUD felületek és interaktív oldalak. A második az </w:t>
-      </w:r>
-      <w:proofErr w:type="spellStart"/>
-      <w:r>
-        <w:t>architekturális</w:t>
-      </w:r>
-      <w:proofErr w:type="spellEnd"/>
-      <w:r>
-        <w:t xml:space="preserve"> réteg: a rendszer legyen jól szervezett, különválasztott könyvtárszerkezettel és konfigurációval. A harmadik a minőségi réteg: a felület legyen áttekinthető, a hibakezelés legyen kulturált, a dokumentáció pedig legyen elég részletes ahhoz, hogy önmagában is bemutassa a fejlesztés gondolatmenetét.</w:t>
+        <w:t>A projektcél tehát három rétegben foglalható össze. Az első a funkcionális réteg: legyenek működő CRUD felületek és interaktív oldalak. A második az architekturális réteg: a rendszer legyen jól szervezett, különválasztott könyvtárszerkezettel és konfigurációval. A harmadik a minőségi réteg: a felület legyen áttekinthető, a hibakezelés legyen kulturált, a dokumentáció pedig legyen elég részletes ahhoz, hogy önmagában is bemutassa a fejlesztés gondolatmenetét.</w:t>
       </w:r>
     </w:p>
     <w:p>
@@ -1955,95 +1862,7 @@
         <w:spacing w:after="120"/>
       </w:pPr>
       <w:r>
-        <w:t xml:space="preserve">A közös erőforrásokat az </w:t>
-      </w:r>
-      <w:proofErr w:type="spellStart"/>
-      <w:r>
-        <w:t>assets</w:t>
-      </w:r>
-      <w:proofErr w:type="spellEnd"/>
-      <w:r>
-        <w:t xml:space="preserve"> mappa tartalmazza. Ide kerültek a közös CSS szabályok, a common.js jellegű segédfájlok, illetve azok a sima JavaScript állományok, amelyek nem </w:t>
-      </w:r>
-      <w:proofErr w:type="spellStart"/>
-      <w:r>
-        <w:t>React</w:t>
-      </w:r>
-      <w:proofErr w:type="spellEnd"/>
-      <w:r>
-        <w:t xml:space="preserve"> környezetben futnak. Ezzel párhuzamosan a </w:t>
-      </w:r>
-      <w:proofErr w:type="spellStart"/>
-      <w:r>
-        <w:t>React</w:t>
-      </w:r>
-      <w:proofErr w:type="spellEnd"/>
-      <w:r>
-        <w:t xml:space="preserve"> alapú megoldások külön alprojektet kaptak: a </w:t>
-      </w:r>
-      <w:proofErr w:type="spellStart"/>
-      <w:r>
-        <w:t>react-crud</w:t>
-      </w:r>
-      <w:proofErr w:type="spellEnd"/>
-      <w:r>
-        <w:t xml:space="preserve">, a </w:t>
-      </w:r>
-      <w:proofErr w:type="spellStart"/>
-      <w:r>
-        <w:t>spa</w:t>
-      </w:r>
-      <w:proofErr w:type="spellEnd"/>
-      <w:r>
-        <w:t xml:space="preserve">-app és az </w:t>
-      </w:r>
-      <w:proofErr w:type="spellStart"/>
-      <w:r>
-        <w:t>axios-react</w:t>
-      </w:r>
-      <w:proofErr w:type="spellEnd"/>
-      <w:r>
-        <w:t xml:space="preserve"> mappákban saját </w:t>
-      </w:r>
-      <w:proofErr w:type="spellStart"/>
-      <w:r>
-        <w:t>src</w:t>
-      </w:r>
-      <w:proofErr w:type="spellEnd"/>
-      <w:r>
-        <w:t xml:space="preserve"> és </w:t>
-      </w:r>
-      <w:proofErr w:type="spellStart"/>
-      <w:r>
-        <w:t>dist</w:t>
-      </w:r>
-      <w:proofErr w:type="spellEnd"/>
-      <w:r>
-        <w:t xml:space="preserve"> könyvtárak találhatók. A </w:t>
-      </w:r>
-      <w:proofErr w:type="spellStart"/>
-      <w:r>
-        <w:t>src</w:t>
-      </w:r>
-      <w:proofErr w:type="spellEnd"/>
-      <w:r>
-        <w:t xml:space="preserve"> tartalmazza a forráskódot, a </w:t>
-      </w:r>
-      <w:proofErr w:type="spellStart"/>
-      <w:r>
-        <w:t>dist</w:t>
-      </w:r>
-      <w:proofErr w:type="spellEnd"/>
-      <w:r>
-        <w:t xml:space="preserve"> pedig a </w:t>
-      </w:r>
-      <w:proofErr w:type="spellStart"/>
-      <w:r>
-        <w:t>buildelt</w:t>
-      </w:r>
-      <w:proofErr w:type="spellEnd"/>
-      <w:r>
-        <w:t xml:space="preserve"> állapotot, amelyet a gyökér HTML oldalai betöltenek.</w:t>
+        <w:t>A közös erőforrásokat az assets mappa tartalmazza. Ide kerültek a közös CSS szabályok, a common.js jellegű segédfájlok, illetve azok a sima JavaScript állományok, amelyek nem React környezetben futnak. Ezzel párhuzamosan a React alapú megoldások külön alprojektet kaptak: a react-crud, a spa-app és az axios-react mappákban saját src és dist könyvtárak találhatók. A src tartalmazza a forráskódot, a dist pedig a buildelt állapotot, amelyet a gyökér HTML oldalai betöltenek.</w:t>
       </w:r>
     </w:p>
     <w:p>
@@ -2051,31 +1870,7 @@
         <w:spacing w:after="120"/>
       </w:pPr>
       <w:r>
-        <w:t xml:space="preserve">A szerveroldali PHP-végpontok az </w:t>
-      </w:r>
-      <w:proofErr w:type="spellStart"/>
-      <w:r>
-        <w:t>api</w:t>
-      </w:r>
-      <w:proofErr w:type="spellEnd"/>
-      <w:r>
-        <w:t xml:space="preserve"> mappában kaptak helyet. A konfiguráció elkülönítésére létrejött az </w:t>
-      </w:r>
-      <w:proofErr w:type="spellStart"/>
-      <w:r>
-        <w:t>include</w:t>
-      </w:r>
-      <w:proofErr w:type="spellEnd"/>
-      <w:r>
-        <w:t xml:space="preserve"> mappa, amely a </w:t>
-      </w:r>
-      <w:proofErr w:type="spellStart"/>
-      <w:r>
-        <w:t>config.inc.php</w:t>
-      </w:r>
-      <w:proofErr w:type="spellEnd"/>
-      <w:r>
-        <w:t xml:space="preserve"> fájlt tartalmazza. Ez a strukturális elválasztás egyrészt átláthatóbbá teszi a projektet, másrészt csökkenti annak esélyét, hogy ugyanaz a konfigurációs részlet több helyen eltérően szerepeljen.</w:t>
+        <w:t>A szerveroldali PHP-végpontok az api mappában kaptak helyet. A konfiguráció elkülönítésére létrejött az include mappa, amely a config.inc.php fájlt tartalmazza. Ez a strukturális elválasztás egyrészt átláthatóbbá teszi a projektet, másrészt csökkenti annak esélyét, hogy ugyanaz a konfigurációs részlet több helyen eltérően szerepeljen.</w:t>
       </w:r>
     </w:p>
     <w:p>
@@ -2103,23 +1898,7 @@
         <w:spacing w:after="120"/>
       </w:pPr>
       <w:r>
-        <w:t xml:space="preserve">A rendszer relációs adatbázis-szemléletre épül. A legegyszerűbb törzsadat a régió, amelyhez név és azonosító tartozik. A megyék a következő logikai szintet jelentik: minden megye egy régióhoz tartozik, vagyis a megyek tábla a </w:t>
-      </w:r>
-      <w:proofErr w:type="spellStart"/>
-      <w:r>
-        <w:t>regiok</w:t>
-      </w:r>
-      <w:proofErr w:type="spellEnd"/>
-      <w:r>
-        <w:t xml:space="preserve"> tábla azonosítójára hivatkozik. Ez az </w:t>
-      </w:r>
-      <w:proofErr w:type="gramStart"/>
-      <w:r>
-        <w:t>1:N</w:t>
-      </w:r>
-      <w:proofErr w:type="gramEnd"/>
-      <w:r>
-        <w:t xml:space="preserve"> kapcsolat biztosítja, hogy a regionális bontás egyértelműen kezelhető legyen.</w:t>
+        <w:t>A rendszer relációs adatbázis-szemléletre épül. A legegyszerűbb törzsadat a régió, amelyhez név és azonosító tartozik. A megyék a következő logikai szintet jelentik: minden megye egy régióhoz tartozik, vagyis a megyek tábla a regiok tábla azonosítójára hivatkozik. Ez az 1:N kapcsolat biztosítja, hogy a regionális bontás egyértelműen kezelhető legyen.</w:t>
       </w:r>
     </w:p>
     <w:p>
@@ -2127,15 +1906,7 @@
         <w:spacing w:after="120"/>
       </w:pPr>
       <w:r>
-        <w:t xml:space="preserve">A lakossági adatokat a lakosok tábla tárolja, amely megyei azonosító és lakosságszám párosokkal dolgozik. A foglalkoztatási adatokat a </w:t>
-      </w:r>
-      <w:proofErr w:type="spellStart"/>
-      <w:r>
-        <w:t>foglalkozasok</w:t>
-      </w:r>
-      <w:proofErr w:type="spellEnd"/>
-      <w:r>
-        <w:t xml:space="preserve"> tábla tárolja, ahol egy technikai azonosító mellett mezőgazdasági, ipari és szolgáltatási mezők találhatók. A választott modell előnye, hogy a különböző információtípusok nincsenek egyetlen nagy, nehezen karbantartható táblába ömlesztve.</w:t>
+        <w:t>A lakossági adatokat a lakosok tábla tárolja, amely megyei azonosító és lakosságszám párosokkal dolgozik. A foglalkoztatási adatokat a foglalkozasok tábla tárolja, ahol egy technikai azonosító mellett mezőgazdasági, ipari és szolgáltatási mezők találhatók. A választott modell előnye, hogy a különböző információtípusok nincsenek egyetlen nagy, nehezen karbantartható táblába ömlesztve.</w:t>
       </w:r>
     </w:p>
     <w:p>
@@ -2253,11 +2024,9 @@
             <w:pPr>
               <w:spacing w:before="40" w:after="40"/>
             </w:pPr>
-            <w:proofErr w:type="spellStart"/>
             <w:r>
               <w:t>regiok</w:t>
             </w:r>
-            <w:proofErr w:type="spellEnd"/>
           </w:p>
         </w:tc>
         <w:tc>
@@ -2269,19 +2038,9 @@
             <w:pPr>
               <w:spacing w:before="40" w:after="40"/>
             </w:pPr>
-            <w:proofErr w:type="spellStart"/>
-            <w:r>
-              <w:t>regiokod</w:t>
-            </w:r>
-            <w:proofErr w:type="spellEnd"/>
-            <w:r>
-              <w:t xml:space="preserve">, </w:t>
-            </w:r>
-            <w:proofErr w:type="spellStart"/>
-            <w:r>
-              <w:t>regionev</w:t>
-            </w:r>
-            <w:proofErr w:type="spellEnd"/>
+            <w:r>
+              <w:t>regiokod, regionev</w:t>
+            </w:r>
           </w:p>
         </w:tc>
         <w:tc>
@@ -2293,11 +2052,9 @@
             <w:pPr>
               <w:spacing w:before="40" w:after="40"/>
             </w:pPr>
-            <w:proofErr w:type="gramStart"/>
             <w:r>
               <w:t>1:N</w:t>
             </w:r>
-            <w:proofErr w:type="gramEnd"/>
           </w:p>
         </w:tc>
         <w:tc>
@@ -2342,27 +2099,9 @@
             <w:pPr>
               <w:spacing w:before="40" w:after="40"/>
             </w:pPr>
-            <w:proofErr w:type="spellStart"/>
-            <w:r>
-              <w:t>megyekod</w:t>
-            </w:r>
-            <w:proofErr w:type="spellEnd"/>
-            <w:r>
-              <w:t xml:space="preserve">, </w:t>
-            </w:r>
-            <w:proofErr w:type="spellStart"/>
-            <w:r>
-              <w:t>regiokod</w:t>
-            </w:r>
-            <w:proofErr w:type="spellEnd"/>
-            <w:r>
-              <w:t xml:space="preserve">, </w:t>
-            </w:r>
-            <w:proofErr w:type="spellStart"/>
-            <w:r>
-              <w:t>megyenev</w:t>
-            </w:r>
-            <w:proofErr w:type="spellEnd"/>
+            <w:r>
+              <w:t>megyekod, regiokod, megyenev</w:t>
+            </w:r>
           </w:p>
         </w:tc>
         <w:tc>
@@ -2375,15 +2114,7 @@
               <w:spacing w:before="40" w:after="40"/>
             </w:pPr>
             <w:r>
-              <w:t xml:space="preserve">N:1 a </w:t>
-            </w:r>
-            <w:proofErr w:type="spellStart"/>
-            <w:r>
-              <w:t>regiok</w:t>
-            </w:r>
-            <w:proofErr w:type="spellEnd"/>
-            <w:r>
-              <w:t xml:space="preserve"> felé</w:t>
+              <w:t>N:1 a regiok felé</w:t>
             </w:r>
           </w:p>
         </w:tc>
@@ -2429,13 +2160,8 @@
             <w:pPr>
               <w:spacing w:before="40" w:after="40"/>
             </w:pPr>
-            <w:proofErr w:type="spellStart"/>
-            <w:r>
-              <w:t>megyekod</w:t>
-            </w:r>
-            <w:proofErr w:type="spellEnd"/>
-            <w:r>
-              <w:t>, lakosszam</w:t>
+            <w:r>
+              <w:t>megyekod, lakosszam</w:t>
             </w:r>
           </w:p>
         </w:tc>
@@ -2481,11 +2207,9 @@
             <w:pPr>
               <w:spacing w:before="40" w:after="40"/>
             </w:pPr>
-            <w:proofErr w:type="spellStart"/>
             <w:r>
               <w:t>foglalkozasok</w:t>
             </w:r>
-            <w:proofErr w:type="spellEnd"/>
           </w:p>
         </w:tc>
         <w:tc>
@@ -2497,35 +2221,9 @@
             <w:pPr>
               <w:spacing w:before="40" w:after="40"/>
             </w:pPr>
-            <w:proofErr w:type="spellStart"/>
-            <w:r>
-              <w:t>fkod</w:t>
-            </w:r>
-            <w:proofErr w:type="spellEnd"/>
-            <w:r>
-              <w:t xml:space="preserve">, </w:t>
-            </w:r>
-            <w:proofErr w:type="spellStart"/>
-            <w:r>
-              <w:t>megyekod</w:t>
-            </w:r>
-            <w:proofErr w:type="spellEnd"/>
-            <w:r>
-              <w:t xml:space="preserve">, </w:t>
-            </w:r>
-            <w:proofErr w:type="spellStart"/>
-            <w:r>
-              <w:t>mezogazdasag</w:t>
-            </w:r>
-            <w:proofErr w:type="spellEnd"/>
-            <w:r>
-              <w:t xml:space="preserve">, ipar, </w:t>
-            </w:r>
-            <w:proofErr w:type="spellStart"/>
-            <w:r>
-              <w:t>szolgaltatas</w:t>
-            </w:r>
-            <w:proofErr w:type="spellEnd"/>
+            <w:r>
+              <w:t>fkod, megyekod, mezogazdasag, ipar, szolgaltatas</w:t>
+            </w:r>
           </w:p>
         </w:tc>
         <w:tc>
@@ -2591,55 +2289,7 @@
         <w:spacing w:after="120"/>
       </w:pPr>
       <w:r>
-        <w:t xml:space="preserve">A szerveroldali réteg egyik legfontosabb minőségi javítása az volt, hogy az adatbázis-kapcsolat nem maradt szétszórva az API-fájlokban. Ehelyett létrejött az </w:t>
-      </w:r>
-      <w:proofErr w:type="spellStart"/>
-      <w:r>
-        <w:t>include</w:t>
-      </w:r>
-      <w:proofErr w:type="spellEnd"/>
-      <w:r>
-        <w:t>/</w:t>
-      </w:r>
-      <w:proofErr w:type="spellStart"/>
-      <w:r>
-        <w:t>config.inc.php</w:t>
-      </w:r>
-      <w:proofErr w:type="spellEnd"/>
-      <w:r>
-        <w:t xml:space="preserve"> állomány, amely központilag tartalmazza a </w:t>
-      </w:r>
-      <w:proofErr w:type="spellStart"/>
-      <w:r>
-        <w:t>host</w:t>
-      </w:r>
-      <w:proofErr w:type="spellEnd"/>
-      <w:r>
-        <w:t xml:space="preserve">, adatbázisnév, felhasználónév és jelszó adatokat, illetve felépíti a PDO kapcsolatot. Az </w:t>
-      </w:r>
-      <w:proofErr w:type="spellStart"/>
-      <w:r>
-        <w:t>api</w:t>
-      </w:r>
-      <w:proofErr w:type="spellEnd"/>
-      <w:r>
-        <w:t xml:space="preserve"> mappában lévő PHP fájlok ezt </w:t>
-      </w:r>
-      <w:proofErr w:type="spellStart"/>
-      <w:r>
-        <w:t>include</w:t>
-      </w:r>
-      <w:proofErr w:type="spellEnd"/>
-      <w:r>
-        <w:t xml:space="preserve"> vagy </w:t>
-      </w:r>
-      <w:proofErr w:type="spellStart"/>
-      <w:r>
-        <w:t>require_once</w:t>
-      </w:r>
-      <w:proofErr w:type="spellEnd"/>
-      <w:r>
-        <w:t xml:space="preserve"> segítségével töltik be.</w:t>
+        <w:t>A szerveroldali réteg egyik legfontosabb minőségi javítása az volt, hogy az adatbázis-kapcsolat nem maradt szétszórva az API-fájlokban. Ehelyett létrejött az include/config.inc.php állomány, amely központilag tartalmazza a host, adatbázisnév, felhasználónév és jelszó adatokat, illetve felépíti a PDO kapcsolatot. Az api mappában lévő PHP fájlok ezt include vagy require_once segítségével töltik be.</w:t>
       </w:r>
     </w:p>
     <w:p>
@@ -2655,55 +2305,7 @@
         <w:spacing w:after="120"/>
       </w:pPr>
       <w:r>
-        <w:t xml:space="preserve">Az API-végpontok feladata, hogy jól definiált JSON választ adjanak minden kérésre. A frontend szempontjából különösen hasznos, ha minden válasz tartalmaz egy </w:t>
-      </w:r>
-      <w:proofErr w:type="spellStart"/>
-      <w:r>
-        <w:t>success</w:t>
-      </w:r>
-      <w:proofErr w:type="spellEnd"/>
-      <w:r>
-        <w:t xml:space="preserve"> jelzőt, egy értelmes </w:t>
-      </w:r>
-      <w:proofErr w:type="spellStart"/>
-      <w:r>
-        <w:t>message</w:t>
-      </w:r>
-      <w:proofErr w:type="spellEnd"/>
-      <w:r>
-        <w:t xml:space="preserve"> mezőt, illetve szükség esetén a </w:t>
-      </w:r>
-      <w:proofErr w:type="spellStart"/>
-      <w:r>
-        <w:t>data</w:t>
-      </w:r>
-      <w:proofErr w:type="spellEnd"/>
-      <w:r>
-        <w:t xml:space="preserve"> tartalmat. Ez egységesíti a </w:t>
-      </w:r>
-      <w:proofErr w:type="spellStart"/>
-      <w:r>
-        <w:t>Fetch</w:t>
-      </w:r>
-      <w:proofErr w:type="spellEnd"/>
-      <w:r>
-        <w:t xml:space="preserve"> API és </w:t>
-      </w:r>
-      <w:proofErr w:type="spellStart"/>
-      <w:r>
-        <w:t>Axios</w:t>
-      </w:r>
-      <w:proofErr w:type="spellEnd"/>
-      <w:r>
-        <w:t xml:space="preserve"> oldalak működését, és egyszerűbbé teszi a hibaüzenetek, illetve </w:t>
-      </w:r>
-      <w:proofErr w:type="spellStart"/>
-      <w:r>
-        <w:t>toast</w:t>
-      </w:r>
-      <w:proofErr w:type="spellEnd"/>
-      <w:r>
-        <w:t xml:space="preserve"> visszajelzések kezelését.</w:t>
+        <w:t>Az API-végpontok feladata, hogy jól definiált JSON választ adjanak minden kérésre. A frontend szempontjából különösen hasznos, ha minden válasz tartalmaz egy success jelzőt, egy értelmes message mezőt, illetve szükség esetén a data tartalmat. Ez egységesíti a Fetch API és Axios oldalak működését, és egyszerűbbé teszi a hibaüzenetek, illetve toast visszajelzések kezelését.</w:t>
       </w:r>
     </w:p>
     <w:p>
@@ -2739,15 +2341,7 @@
         <w:spacing w:after="120"/>
       </w:pPr>
       <w:r>
-        <w:t xml:space="preserve">A közös stílusréteg célja, hogy a különböző technológiákkal készült oldalak mégis egy rendszer részeinek tűnjenek. Ennek része a színpaletta, a fejléc és a menü egységes megjelenése, továbbá a táblázatok, kártyák és gombok alapvető tipográfiai és térköz-szabályai. A fejlesztés során több esetben kiderült, hogy a vizuális minőséghez nem elég a „nagy” szerkezet: a gombok közötti távolság, a sorok szellőssége és az igazítások legalább ilyen </w:t>
-      </w:r>
-      <w:proofErr w:type="spellStart"/>
-      <w:r>
-        <w:t>fontosak</w:t>
-      </w:r>
-      <w:proofErr w:type="spellEnd"/>
-      <w:r>
-        <w:t>.</w:t>
+        <w:t>A közös stílusréteg célja, hogy a különböző technológiákkal készült oldalak mégis egy rendszer részeinek tűnjenek. Ennek része a színpaletta, a fejléc és a menü egységes megjelenése, továbbá a táblázatok, kártyák és gombok alapvető tipográfiai és térköz-szabályai. A fejlesztés során több esetben kiderült, hogy a vizuális minőséghez nem elég a „nagy” szerkezet: a gombok közötti távolság, a sorok szellőssége és az igazítások legalább ilyen fontosak.</w:t>
       </w:r>
     </w:p>
     <w:p>
@@ -2828,15 +2422,7 @@
         <w:spacing w:after="120"/>
       </w:pPr>
       <w:r>
-        <w:t xml:space="preserve">A JavaScript CRUD modul tisztán kliensoldali megközelítés. Itt a rekordok nem adatbázisban, hanem JavaScript tömbökben élnek, ezért a felület </w:t>
-      </w:r>
-      <w:proofErr w:type="spellStart"/>
-      <w:r>
-        <w:t>újratöltése</w:t>
-      </w:r>
-      <w:proofErr w:type="spellEnd"/>
-      <w:r>
-        <w:t xml:space="preserve"> után a módosítások nem maradnak meg. A modul pedagógiai szerepe azonban éppen ez: világosan megmutatja, hogyan működik a CRUD logika akkor, amikor a DOM-manipulációt és az állapotot teljes egészében a böngészőben kezeljük.</w:t>
+        <w:t>A JavaScript CRUD modul tisztán kliensoldali megközelítés. Itt a rekordok nem adatbázisban, hanem JavaScript tömbökben élnek, ezért a felület újratöltése után a módosítások nem maradnak meg. A modul pedagógiai szerepe azonban éppen ez: világosan megmutatja, hogyan működik a CRUD logika akkor, amikor a DOM-manipulációt és az állapotot teljes egészében a böngészőben kezeljük.</w:t>
       </w:r>
     </w:p>
     <w:p>
@@ -2890,23 +2476,7 @@
         <w:spacing w:after="120"/>
       </w:pPr>
       <w:r>
-        <w:t xml:space="preserve">A modul a megyék adatain keresztül mutatja be a működést. A felhasználó új megyét vehet fel, módosíthatja a meglévő adatokat és törölhet elemeket. A rendszer a megjelenítést minden művelet után </w:t>
-      </w:r>
-      <w:proofErr w:type="spellStart"/>
-      <w:r>
-        <w:t>újrarendereli</w:t>
-      </w:r>
-      <w:proofErr w:type="spellEnd"/>
-      <w:r>
-        <w:t xml:space="preserve">, így jól követhető, hogyan alakul át az oldal állapota. Ez különösen hasznos azoknak a részeknek az értelmezéséhez, ahol később ugyanezt a logikát már </w:t>
-      </w:r>
-      <w:proofErr w:type="spellStart"/>
-      <w:r>
-        <w:t>React</w:t>
-      </w:r>
-      <w:proofErr w:type="spellEnd"/>
-      <w:r>
-        <w:t xml:space="preserve"> vagy szerveroldali kommunikáció segítségével oldjuk meg.</w:t>
+        <w:t>A modul a megyék adatain keresztül mutatja be a működést. A felhasználó új megyét vehet fel, módosíthatja a meglévő adatokat és törölhet elemeket. A rendszer a megjelenítést minden művelet után újrarendereli, így jól követhető, hogyan alakul át az oldal állapota. Ez különösen hasznos azoknak a részeknek az értelmezéséhez, ahol később ugyanezt a logikát már React vagy szerveroldali kommunikáció segítségével oldjuk meg.</w:t>
       </w:r>
     </w:p>
     <w:p>
@@ -3065,21 +2635,7 @@
           <w:b w:val="0"/>
         </w:rPr>
         <w:lastRenderedPageBreak/>
-        <w:t xml:space="preserve">8. </w:t>
-      </w:r>
-      <w:proofErr w:type="spellStart"/>
-      <w:r>
-        <w:rPr>
-          <w:b w:val="0"/>
-        </w:rPr>
-        <w:t>React</w:t>
-      </w:r>
-      <w:proofErr w:type="spellEnd"/>
-      <w:r>
-        <w:rPr>
-          <w:b w:val="0"/>
-        </w:rPr>
-        <w:t xml:space="preserve"> CRUD modul részletes leírása</w:t>
+        <w:t>8. React CRUD modul részletes leírása</w:t>
       </w:r>
       <w:bookmarkEnd w:id="7"/>
     </w:p>
@@ -3088,23 +2644,7 @@
         <w:spacing w:after="120"/>
       </w:pPr>
       <w:r>
-        <w:t xml:space="preserve">A </w:t>
-      </w:r>
-      <w:proofErr w:type="spellStart"/>
-      <w:r>
-        <w:t>React</w:t>
-      </w:r>
-      <w:proofErr w:type="spellEnd"/>
-      <w:r>
-        <w:t xml:space="preserve"> CRUD modul a régiók adatainak kezelését valósítja meg </w:t>
-      </w:r>
-      <w:proofErr w:type="spellStart"/>
-      <w:r>
-        <w:t>useState</w:t>
-      </w:r>
-      <w:proofErr w:type="spellEnd"/>
-      <w:r>
-        <w:t>-alapú állapotkezeléssel. A régiólista és az űrlapmezők külön állapotokban élnek, ami jól elkülöníti a megjelenítést és az adatkezelést. Új elem létrehozásakor a lista bővül, szerkesztéskor egy meglévő rekord cserélődik le, törléskor pedig a megfelelő elem kikerül a tömbből.</w:t>
+        <w:t>A React CRUD modul a régiók adatainak kezelését valósítja meg useState-alapú állapotkezeléssel. A régiólista és az űrlapmezők külön állapotokban élnek, ami jól elkülöníti a megjelenítést és az adatkezelést. Új elem létrehozásakor a lista bővül, szerkesztéskor egy meglévő rekord cserélődik le, törléskor pedig a megfelelő elem kikerül a tömbből.</w:t>
       </w:r>
     </w:p>
     <w:p>
@@ -3157,37 +2697,8 @@
       <w:pPr>
         <w:spacing w:after="120"/>
       </w:pPr>
-      <w:proofErr w:type="spellStart"/>
-      <w:r>
-        <w:t>Reactes</w:t>
-      </w:r>
-      <w:proofErr w:type="spellEnd"/>
-      <w:r>
-        <w:t xml:space="preserve"> szemléletben a fő előny az, hogy a komponens állapota az egyetlen „forrásigazság”, és a felület ebből épül fel. Ez olvashatóbbá teszi a logikát, mint a direkt DOM-írás, és előkészíti az utat a bonyolultabb, például API-</w:t>
-      </w:r>
-      <w:proofErr w:type="spellStart"/>
-      <w:r>
-        <w:t>ból</w:t>
-      </w:r>
-      <w:proofErr w:type="spellEnd"/>
-      <w:r>
-        <w:t xml:space="preserve"> töltődő modulokhoz is. Ugyanakkor a projekt során az is kiderült, hogy a stílusok és a </w:t>
-      </w:r>
-      <w:proofErr w:type="spellStart"/>
-      <w:r>
-        <w:t>buildelt</w:t>
-      </w:r>
-      <w:proofErr w:type="spellEnd"/>
-      <w:r>
-        <w:t xml:space="preserve"> </w:t>
-      </w:r>
-      <w:proofErr w:type="spellStart"/>
-      <w:r>
-        <w:t>assetek</w:t>
-      </w:r>
-      <w:proofErr w:type="spellEnd"/>
-      <w:r>
-        <w:t xml:space="preserve"> kezelése több odafigyelést igényel, mint egyszerű statikus oldalak esetében.</w:t>
+      <w:r>
+        <w:t>Reactes szemléletben a fő előny az, hogy a komponens állapota az egyetlen „forrásigazság”, és a felület ebből épül fel. Ez olvashatóbbá teszi a logikát, mint a direkt DOM-írás, és előkészíti az utat a bonyolultabb, például API-ból töltődő modulokhoz is. Ugyanakkor a projekt során az is kiderült, hogy a stílusok és a buildelt assetek kezelése több odafigyelést igényel, mint egyszerű statikus oldalak esetében.</w:t>
       </w:r>
     </w:p>
     <w:p>
@@ -3196,39 +2707,7 @@
         <w:jc w:val="center"/>
       </w:pPr>
       <w:r>
-        <w:t xml:space="preserve">A modulhoz kapcsolódó felhasználói visszajelzések később </w:t>
-      </w:r>
-      <w:proofErr w:type="spellStart"/>
-      <w:r>
-        <w:t>toast</w:t>
-      </w:r>
-      <w:proofErr w:type="spellEnd"/>
-      <w:r>
-        <w:t xml:space="preserve">-alapú irányba fejlődtek. A </w:t>
-      </w:r>
-      <w:proofErr w:type="spellStart"/>
-      <w:r>
-        <w:t>success</w:t>
-      </w:r>
-      <w:proofErr w:type="spellEnd"/>
-      <w:r>
-        <w:t xml:space="preserve">, </w:t>
-      </w:r>
-      <w:proofErr w:type="spellStart"/>
-      <w:r>
-        <w:t>error</w:t>
-      </w:r>
-      <w:proofErr w:type="spellEnd"/>
-      <w:r>
-        <w:t xml:space="preserve"> és </w:t>
-      </w:r>
-      <w:proofErr w:type="spellStart"/>
-      <w:r>
-        <w:t>warning</w:t>
-      </w:r>
-      <w:proofErr w:type="spellEnd"/>
-      <w:r>
-        <w:t xml:space="preserve"> megkülönböztetés nemcsak esztétikai kérdés, hanem használhatósági is: másként kell kinéznie egy sikeres mentésnek, egy validációs hibának és egy semleges tájékoztatásnak.</w:t>
+        <w:t>A modulhoz kapcsolódó felhasználói visszajelzések később toast-alapú irányba fejlődtek. A success, error és warning megkülönböztetés nemcsak esztétikai kérdés, hanem használhatósági is: másként kell kinéznie egy sikeres mentésnek, egy validációs hibának és egy semleges tájékoztatásnak.</w:t>
       </w:r>
       <w:r>
         <w:t xml:space="preserve"> </w:t>
@@ -3465,21 +2944,7 @@
           <w:b w:val="0"/>
         </w:rPr>
         <w:lastRenderedPageBreak/>
-        <w:t xml:space="preserve">10. </w:t>
-      </w:r>
-      <w:proofErr w:type="spellStart"/>
-      <w:r>
-        <w:rPr>
-          <w:b w:val="0"/>
-        </w:rPr>
-        <w:t>Fetch</w:t>
-      </w:r>
-      <w:proofErr w:type="spellEnd"/>
-      <w:r>
-        <w:rPr>
-          <w:b w:val="0"/>
-        </w:rPr>
-        <w:t xml:space="preserve"> API modul részletes leírása</w:t>
+        <w:t>10. Fetch API modul részletes leírása</w:t>
       </w:r>
       <w:bookmarkEnd w:id="9"/>
     </w:p>
@@ -3488,15 +2953,7 @@
         <w:spacing w:after="120"/>
       </w:pPr>
       <w:r>
-        <w:t xml:space="preserve">A </w:t>
-      </w:r>
-      <w:proofErr w:type="spellStart"/>
-      <w:r>
-        <w:t>Fetch</w:t>
-      </w:r>
-      <w:proofErr w:type="spellEnd"/>
-      <w:r>
-        <w:t xml:space="preserve"> API modulban a kliensoldali JavaScript már valódi szerveroldali adatokkal dolgozik. A modul a foglalkoztatási rekordok listázását, felvitelét, módosítását és törlését valósítja meg. Az egyik fontos fejlesztési cél itt az volt, hogy a megyekód helyett a megye neve jelenjen meg, és a felhasználó legördülő listából választhassa ki a megyét. Ez a döntés javítja az adatbevitel minőségét és olvashatóbbá teszi a listát.</w:t>
+        <w:t>A Fetch API modulban a kliensoldali JavaScript már valódi szerveroldali adatokkal dolgozik. A modul a foglalkoztatási rekordok listázását, felvitelét, módosítását és törlését valósítja meg. Az egyik fontos fejlesztési cél itt az volt, hogy a megyekód helyett a megye neve jelenjen meg, és a felhasználó legördülő listából választhassa ki a megyét. Ez a döntés javítja az adatbevitel minőségét és olvashatóbbá teszi a listát.</w:t>
       </w:r>
     </w:p>
     <w:p>
@@ -3597,15 +3054,7 @@
         <w:spacing w:after="120"/>
       </w:pPr>
       <w:r>
-        <w:t xml:space="preserve">A </w:t>
-      </w:r>
-      <w:proofErr w:type="spellStart"/>
-      <w:r>
-        <w:t>Fetch</w:t>
-      </w:r>
-      <w:proofErr w:type="spellEnd"/>
-      <w:r>
-        <w:t xml:space="preserve"> API oldal így nemcsak technológiai bemutató, hanem egyben jó példa arra is, hogyan kell a felhasználóbarát felületet és a szerveroldali megbízhatóságot összehangolni.</w:t>
+        <w:t>A Fetch API oldal így nemcsak technológiai bemutató, hanem egyben jó példa arra is, hogyan kell a felhasználóbarát felületet és a szerveroldali megbízhatóságot összehangolni.</w:t>
       </w:r>
     </w:p>
     <w:p>
@@ -3754,21 +3203,7 @@
           <w:b w:val="0"/>
         </w:rPr>
         <w:lastRenderedPageBreak/>
-        <w:t xml:space="preserve">11. </w:t>
-      </w:r>
-      <w:proofErr w:type="spellStart"/>
-      <w:r>
-        <w:rPr>
-          <w:b w:val="0"/>
-        </w:rPr>
-        <w:t>Axios</w:t>
-      </w:r>
-      <w:proofErr w:type="spellEnd"/>
-      <w:r>
-        <w:rPr>
-          <w:b w:val="0"/>
-        </w:rPr>
-        <w:t xml:space="preserve"> modul részletes leírása</w:t>
+        <w:t>11. Axios modul részletes leírása</w:t>
       </w:r>
       <w:bookmarkEnd w:id="10"/>
     </w:p>
@@ -3777,31 +3212,7 @@
         <w:spacing w:after="120"/>
       </w:pPr>
       <w:r>
-        <w:t xml:space="preserve">Az </w:t>
-      </w:r>
-      <w:proofErr w:type="spellStart"/>
-      <w:r>
-        <w:t>Axios</w:t>
-      </w:r>
-      <w:proofErr w:type="spellEnd"/>
-      <w:r>
-        <w:t xml:space="preserve"> modul a lakossági adatok kezelésére koncentrál. Az oldal </w:t>
-      </w:r>
-      <w:proofErr w:type="spellStart"/>
-      <w:r>
-        <w:t>React</w:t>
-      </w:r>
-      <w:proofErr w:type="spellEnd"/>
-      <w:r>
-        <w:t xml:space="preserve"> komponensben jeleníti meg az adatokat, </w:t>
-      </w:r>
-      <w:proofErr w:type="spellStart"/>
-      <w:r>
-        <w:t>Axios</w:t>
-      </w:r>
-      <w:proofErr w:type="spellEnd"/>
-      <w:r>
-        <w:t xml:space="preserve"> segítségével kommunikál a backenddel, és a válaszok alapján frissíti a táblázatot. A felület kialakításánál külön hangsúly került arra, hogy a lakosságszám oszlop jobbra igazítva jelenjen meg, mert a számok így könnyebben összehasonlíthatók. A műveleti gombok középre igazítása szintén ezt a rendezett, táblázati logikát erősíti.</w:t>
+        <w:t>Az Axios modul a lakossági adatok kezelésére koncentrál. Az oldal React komponensben jeleníti meg az adatokat, Axios segítségével kommunikál a backenddel, és a válaszok alapján frissíti a táblázatot. A felület kialakításánál külön hangsúly került arra, hogy a lakosságszám oszlop jobbra igazítva jelenjen meg, mert a számok így könnyebben összehasonlíthatók. A műveleti gombok középre igazítása szintén ezt a rendezett, táblázati logikát erősíti.</w:t>
       </w:r>
     </w:p>
     <w:p>
@@ -3859,13 +3270,8 @@
       <w:r>
         <w:t xml:space="preserve"> </w:t>
       </w:r>
-      <w:proofErr w:type="spellStart"/>
-      <w:r>
-        <w:t>padding</w:t>
-      </w:r>
-      <w:proofErr w:type="spellEnd"/>
-      <w:r>
-        <w:t xml:space="preserve"> és a gombok közti távolság többszöri finomhangolás után nyerte el végleges formáját.</w:t>
+      <w:r>
+        <w:t>padding és a gombok közti távolság többszöri finomhangolás után nyerte el végleges formáját.</w:t>
       </w:r>
     </w:p>
     <w:p>
@@ -3918,23 +3324,7 @@
         <w:spacing w:after="120"/>
       </w:pPr>
       <w:r>
-        <w:t xml:space="preserve">A modul jól példázza, hogy a </w:t>
-      </w:r>
-      <w:proofErr w:type="spellStart"/>
-      <w:r>
-        <w:t>React</w:t>
-      </w:r>
-      <w:proofErr w:type="spellEnd"/>
-      <w:r>
-        <w:t xml:space="preserve"> + </w:t>
-      </w:r>
-      <w:proofErr w:type="spellStart"/>
-      <w:r>
-        <w:t>Axios</w:t>
-      </w:r>
-      <w:proofErr w:type="spellEnd"/>
-      <w:r>
-        <w:t xml:space="preserve"> párosítás akkor ad igazán kulturált felhasználói élményt, ha a backend válaszstruktúrája konzisztens, a kliensoldali állapotkezelés pedig világosan szétválasztja a betöltés, siker, hiba és szerkesztés állapotait.</w:t>
+        <w:t>A modul jól példázza, hogy a React + Axios párosítás akkor ad igazán kulturált felhasználói élményt, ha a backend válaszstruktúrája konzisztens, a kliensoldali állapotkezelés pedig világosan szétválasztja a betöltés, siker, hiba és szerkesztés állapotait.</w:t>
       </w:r>
     </w:p>
     <w:p>
@@ -4015,15 +3405,7 @@
         <w:spacing w:after="120"/>
       </w:pPr>
       <w:r>
-        <w:t xml:space="preserve">A fejlesztés során láthatóvá vált az OOJS szemlélet előnye: a </w:t>
-      </w:r>
-      <w:proofErr w:type="gramStart"/>
-      <w:r>
-        <w:t>kártya</w:t>
-      </w:r>
-      <w:proofErr w:type="gramEnd"/>
-      <w:r>
-        <w:t xml:space="preserve"> mint komponens viselkedése jól izolálható. A cím, az aladatok, a törlés logikája és a megjelenési séma egyetlen osztályban vagy kapcsolódó osztályhierarchiában tartható össze. Ez jól olvasható és bővíthető szerkezetet eredményez.</w:t>
+        <w:t>A fejlesztés során láthatóvá vált az OOJS szemlélet előnye: a kártya mint komponens viselkedése jól izolálható. A cím, az aladatok, a törlés logikája és a megjelenési séma egyetlen osztályban vagy kapcsolódó osztályhierarchiában tartható össze. Ez jól olvasható és bővíthető szerkezetet eredményez.</w:t>
       </w:r>
     </w:p>
     <w:p>
@@ -4076,15 +3458,7 @@
         <w:spacing w:after="120"/>
       </w:pPr>
       <w:r>
-        <w:t xml:space="preserve">A kezdeti </w:t>
-      </w:r>
-      <w:proofErr w:type="spellStart"/>
-      <w:r>
-        <w:t>mintaadatos</w:t>
-      </w:r>
-      <w:proofErr w:type="spellEnd"/>
-      <w:r>
-        <w:t xml:space="preserve"> megoldás később adatbázis- vagy API-orientált irányba mozdult el, ami megmutatta, hogy az OOJS nem csupán oktatási játék, hanem valódi adatmegjelenítési minta is lehet.</w:t>
+        <w:t>A kezdeti mintaadatos megoldás később adatbázis- vagy API-orientált irányba mozdult el, ami megmutatta, hogy az OOJS nem csupán oktatási játék, hanem valódi adatmegjelenítési minta is lehet.</w:t>
       </w:r>
     </w:p>
     <w:p>
@@ -4103,21 +3477,7 @@
           <w:b w:val="0"/>
         </w:rPr>
         <w:lastRenderedPageBreak/>
-        <w:t xml:space="preserve">13. UI-finomhangolás, </w:t>
-      </w:r>
-      <w:proofErr w:type="spellStart"/>
-      <w:r>
-        <w:rPr>
-          <w:b w:val="0"/>
-        </w:rPr>
-        <w:t>toastok</w:t>
-      </w:r>
-      <w:proofErr w:type="spellEnd"/>
-      <w:r>
-        <w:rPr>
-          <w:b w:val="0"/>
-        </w:rPr>
-        <w:t xml:space="preserve"> és validáció</w:t>
+        <w:t>13. UI-finomhangolás, toastok és validáció</w:t>
       </w:r>
       <w:bookmarkEnd w:id="12"/>
     </w:p>
@@ -4126,15 +3486,7 @@
         <w:spacing w:after="120"/>
       </w:pPr>
       <w:r>
-        <w:t xml:space="preserve">A projekt hosszú része szólt a vizuális finomhangolásról. A gombok közti távolságok, a rádiógombok közötti sorközök, a táblázati cellák </w:t>
-      </w:r>
-      <w:proofErr w:type="spellStart"/>
-      <w:r>
-        <w:t>paddingja</w:t>
-      </w:r>
-      <w:proofErr w:type="spellEnd"/>
-      <w:r>
-        <w:t>, a számok igazítása és a műveleti oszlopok elrendezése mind olyan pontok voltak, amelyek elsőre apróságnak tűnnek, de valójában a használhatóság és a beadandó minőség szempontjából kulcsfontosságúak.</w:t>
+        <w:t>A projekt hosszú része szólt a vizuális finomhangolásról. A gombok közti távolságok, a rádiógombok közötti sorközök, a táblázati cellák paddingja, a számok igazítása és a műveleti oszlopok elrendezése mind olyan pontok voltak, amelyek elsőre apróságnak tűnnek, de valójában a használhatóság és a beadandó minőség szempontjából kulcsfontosságúak.</w:t>
       </w:r>
     </w:p>
     <w:p>
@@ -4142,15 +3494,7 @@
         <w:spacing w:after="120"/>
       </w:pPr>
       <w:r>
-        <w:t xml:space="preserve">A </w:t>
-      </w:r>
-      <w:proofErr w:type="spellStart"/>
-      <w:r>
-        <w:t>toast</w:t>
-      </w:r>
-      <w:proofErr w:type="spellEnd"/>
-      <w:r>
-        <w:t xml:space="preserve"> rendszer bevezetése a nyers, statikus üzenetdobozok helyett modernebb felhasználói élményt adott. A sikeres mentés zöld, a hiba piros, az információ vagy figyelmeztetés sárga színvilágot kapott. Ezzel a rendszer azonnal olvashatóbb lett, mert nemcsak a szöveg, hanem a szín is segített az értelmezésben.</w:t>
+        <w:t>A toast rendszer bevezetése a nyers, statikus üzenetdobozok helyett modernebb felhasználói élményt adott. A sikeres mentés zöld, a hiba piros, az információ vagy figyelmeztetés sárga színvilágot kapott. Ezzel a rendszer azonnal olvashatóbb lett, mert nemcsak a szöveg, hanem a szín is segített az értelmezésben.</w:t>
       </w:r>
     </w:p>
     <w:p>
@@ -4177,49 +3521,7 @@
           <w:b w:val="0"/>
         </w:rPr>
         <w:lastRenderedPageBreak/>
-        <w:t xml:space="preserve">14. </w:t>
-      </w:r>
-      <w:proofErr w:type="spellStart"/>
-      <w:r>
-        <w:rPr>
-          <w:b w:val="0"/>
-        </w:rPr>
-        <w:t>Buildelés</w:t>
-      </w:r>
-      <w:proofErr w:type="spellEnd"/>
-      <w:r>
-        <w:rPr>
-          <w:b w:val="0"/>
-        </w:rPr>
-        <w:t xml:space="preserve">, </w:t>
-      </w:r>
-      <w:proofErr w:type="spellStart"/>
-      <w:r>
-        <w:rPr>
-          <w:b w:val="0"/>
-        </w:rPr>
-        <w:t>Node</w:t>
-      </w:r>
-      <w:proofErr w:type="spellEnd"/>
-      <w:r>
-        <w:rPr>
-          <w:b w:val="0"/>
-        </w:rPr>
-        <w:t>/</w:t>
-      </w:r>
-      <w:proofErr w:type="spellStart"/>
-      <w:r>
-        <w:rPr>
-          <w:b w:val="0"/>
-        </w:rPr>
-        <w:t>npm</w:t>
-      </w:r>
-      <w:proofErr w:type="spellEnd"/>
-      <w:r>
-        <w:rPr>
-          <w:b w:val="0"/>
-        </w:rPr>
-        <w:t xml:space="preserve"> környezet és hibakezelés</w:t>
+        <w:t>14. Buildelés, Node/npm környezet és hibakezelés</w:t>
       </w:r>
       <w:bookmarkEnd w:id="13"/>
     </w:p>
@@ -4228,95 +3530,13 @@
         <w:spacing w:after="120"/>
       </w:pPr>
       <w:r>
-        <w:t xml:space="preserve">A </w:t>
-      </w:r>
-      <w:proofErr w:type="spellStart"/>
-      <w:r>
-        <w:t>React</w:t>
-      </w:r>
-      <w:proofErr w:type="spellEnd"/>
-      <w:r>
-        <w:t xml:space="preserve">-alprojektek használata szükségessé teszi a Node.js és </w:t>
-      </w:r>
-      <w:proofErr w:type="spellStart"/>
-      <w:r>
-        <w:t>npm</w:t>
-      </w:r>
-      <w:proofErr w:type="spellEnd"/>
-      <w:r>
-        <w:t xml:space="preserve"> környezet megfelelő beállítását. A gyakorlatban ez nem volt teljesen triviális, mert bizonyos </w:t>
-      </w:r>
-      <w:proofErr w:type="spellStart"/>
-      <w:r>
-        <w:t>Node</w:t>
-      </w:r>
-      <w:proofErr w:type="spellEnd"/>
-      <w:r>
-        <w:t>/</w:t>
-      </w:r>
-      <w:proofErr w:type="spellStart"/>
-      <w:r>
-        <w:t>npm</w:t>
-      </w:r>
-      <w:proofErr w:type="spellEnd"/>
-      <w:r>
-        <w:t xml:space="preserve"> verziók mellett az </w:t>
-      </w:r>
-      <w:proofErr w:type="spellStart"/>
-      <w:r>
-        <w:t>install</w:t>
-      </w:r>
-      <w:proofErr w:type="spellEnd"/>
-      <w:r>
-        <w:t xml:space="preserve"> vagy </w:t>
-      </w:r>
-      <w:proofErr w:type="spellStart"/>
-      <w:r>
-        <w:t>build</w:t>
-      </w:r>
-      <w:proofErr w:type="spellEnd"/>
-      <w:r>
-        <w:t xml:space="preserve"> folyamat hibákat dobhat. A projekt során felmerült tipikus hiba például a '</w:t>
-      </w:r>
-      <w:proofErr w:type="spellStart"/>
-      <w:r>
-        <w:t>vite</w:t>
-      </w:r>
-      <w:proofErr w:type="spellEnd"/>
-      <w:r>
-        <w:t xml:space="preserve"> is </w:t>
-      </w:r>
-      <w:proofErr w:type="spellStart"/>
-      <w:r>
-        <w:t>not</w:t>
-      </w:r>
-      <w:proofErr w:type="spellEnd"/>
+        <w:t>A React-alprojektek használata szükségessé teszi a Node.js és npm környezet megfelelő beállítását. A gyakorlatban ez nem volt teljesen triviális, mert bizonyos Node/npm verziók mellett az install vagy build folyamat hibákat dobhat. A projekt során felmerült tipikus hiba például a 'vite is not recognized' üzenet, amely arra utal, hogy a node</w:t>
+      </w:r>
       <w:r>
         <w:t xml:space="preserve"> </w:t>
       </w:r>
-      <w:proofErr w:type="spellStart"/>
-      <w:r>
-        <w:t>recognized</w:t>
-      </w:r>
-      <w:proofErr w:type="spellEnd"/>
-      <w:r>
-        <w:t xml:space="preserve">' üzenet, amely arra utal, hogy a </w:t>
-      </w:r>
-      <w:proofErr w:type="spellStart"/>
-      <w:r>
-        <w:t>node</w:t>
-      </w:r>
-      <w:proofErr w:type="spellEnd"/>
-      <w:r>
-        <w:t xml:space="preserve"> </w:t>
-      </w:r>
-      <w:proofErr w:type="spellStart"/>
-      <w:r>
-        <w:t>modules</w:t>
-      </w:r>
-      <w:proofErr w:type="spellEnd"/>
-      <w:r>
-        <w:t xml:space="preserve"> és a projektfüggőségek még nincsenek telepítve.</w:t>
+      <w:r>
+        <w:t>modules és a projektfüggőségek még nincsenek telepítve.</w:t>
       </w:r>
     </w:p>
     <w:p>
@@ -4324,68 +3544,7 @@
         <w:spacing w:after="120"/>
       </w:pPr>
       <w:r>
-        <w:t xml:space="preserve">Egy másik gyakorlati tanulság az volt, hogy a túl friss </w:t>
-      </w:r>
-      <w:proofErr w:type="spellStart"/>
-      <w:r>
-        <w:t>Node</w:t>
-      </w:r>
-      <w:proofErr w:type="spellEnd"/>
-      <w:r>
-        <w:t>/</w:t>
-      </w:r>
-      <w:proofErr w:type="spellStart"/>
-      <w:r>
-        <w:t>npm</w:t>
-      </w:r>
-      <w:proofErr w:type="spellEnd"/>
-      <w:r>
-        <w:t xml:space="preserve"> kombinációk néha hibásabban működnek, mint a stabil LTS környezetek. Emiatt telepítéskor és </w:t>
-      </w:r>
-      <w:proofErr w:type="spellStart"/>
-      <w:r>
-        <w:t>buildeléskor</w:t>
-      </w:r>
-      <w:proofErr w:type="spellEnd"/>
-      <w:r>
-        <w:t xml:space="preserve"> fontos ellenőrizni a </w:t>
-      </w:r>
-      <w:proofErr w:type="spellStart"/>
-      <w:r>
-        <w:t>node</w:t>
-      </w:r>
-      <w:proofErr w:type="spellEnd"/>
-      <w:r>
-        <w:t xml:space="preserve"> -v és </w:t>
-      </w:r>
-      <w:proofErr w:type="spellStart"/>
-      <w:r>
-        <w:t>npm</w:t>
-      </w:r>
-      <w:proofErr w:type="spellEnd"/>
-      <w:r>
-        <w:t xml:space="preserve"> -v kimenetét, szükség esetén cache tisztítást végezni, törölni a </w:t>
-      </w:r>
-      <w:proofErr w:type="spellStart"/>
-      <w:r>
-        <w:t>node_modules</w:t>
-      </w:r>
-      <w:proofErr w:type="spellEnd"/>
-      <w:r>
-        <w:t xml:space="preserve"> és </w:t>
-      </w:r>
-      <w:proofErr w:type="spellStart"/>
-      <w:r>
-        <w:t>package-</w:t>
-      </w:r>
-      <w:proofErr w:type="gramStart"/>
-      <w:r>
-        <w:t>lock.json</w:t>
-      </w:r>
-      <w:proofErr w:type="spellEnd"/>
-      <w:proofErr w:type="gramEnd"/>
-      <w:r>
-        <w:t xml:space="preserve"> fájlokat, majd újra telepíteni a függőségeket.</w:t>
+        <w:t>Egy másik gyakorlati tanulság az volt, hogy a túl friss Node/npm kombinációk néha hibásabban működnek, mint a stabil LTS környezetek. Emiatt telepítéskor és buildeléskor fontos ellenőrizni a node -v és npm -v kimenetét, szükség esetén cache tisztítást végezni, törölni a node_modules és package-lock.json fájlokat, majd újra telepíteni a függőségeket.</w:t>
       </w:r>
     </w:p>
     <w:p>
@@ -4393,47 +3552,7 @@
         <w:spacing w:after="120"/>
       </w:pPr>
       <w:r>
-        <w:t xml:space="preserve">A </w:t>
-      </w:r>
-      <w:proofErr w:type="spellStart"/>
-      <w:r>
-        <w:t>buildfolyamat</w:t>
-      </w:r>
-      <w:proofErr w:type="spellEnd"/>
-      <w:r>
-        <w:t xml:space="preserve"> után a gyökér HTML oldalak már a </w:t>
-      </w:r>
-      <w:proofErr w:type="spellStart"/>
-      <w:r>
-        <w:t>dist</w:t>
-      </w:r>
-      <w:proofErr w:type="spellEnd"/>
-      <w:r>
-        <w:t xml:space="preserve"> könyvtárból betöltött </w:t>
-      </w:r>
-      <w:proofErr w:type="spellStart"/>
-      <w:r>
-        <w:t>assetekkel</w:t>
-      </w:r>
-      <w:proofErr w:type="spellEnd"/>
-      <w:r>
-        <w:t xml:space="preserve"> működnek. </w:t>
-      </w:r>
-      <w:proofErr w:type="gramStart"/>
-      <w:r>
-        <w:t>Emiatt</w:t>
-      </w:r>
-      <w:proofErr w:type="gramEnd"/>
-      <w:r>
-        <w:t xml:space="preserve"> ha forráskódban történik módosítás, de elmarad az </w:t>
-      </w:r>
-      <w:proofErr w:type="spellStart"/>
-      <w:r>
-        <w:t>újrabuildelés</w:t>
-      </w:r>
-      <w:proofErr w:type="spellEnd"/>
-      <w:r>
-        <w:t>, a böngészőben látható változat és a forrásállapot eltérhet egymástól. Ez a fejlesztési folyamat egyik legfontosabb operatív tanulsága.</w:t>
+        <w:t>A buildfolyamat után a gyökér HTML oldalak már a dist könyvtárból betöltött assetekkel működnek. Emiatt ha forráskódban történik módosítás, de elmarad az újrabuildelés, a böngészőben látható változat és a forrásállapot eltérhet egymástól. Ez a fejlesztési folyamat egyik legfontosabb operatív tanulsága.</w:t>
       </w:r>
     </w:p>
     <w:p>
@@ -4452,21 +3571,7 @@
           <w:b w:val="0"/>
         </w:rPr>
         <w:lastRenderedPageBreak/>
-        <w:t xml:space="preserve">15. GitHub, </w:t>
-      </w:r>
-      <w:proofErr w:type="spellStart"/>
-      <w:r>
-        <w:rPr>
-          <w:b w:val="0"/>
-        </w:rPr>
-        <w:t>release</w:t>
-      </w:r>
-      <w:proofErr w:type="spellEnd"/>
-      <w:r>
-        <w:rPr>
-          <w:b w:val="0"/>
-        </w:rPr>
-        <w:t xml:space="preserve"> és csapatmunka</w:t>
+        <w:t>15. GitHub, release és csapatmunka</w:t>
       </w:r>
       <w:bookmarkEnd w:id="14"/>
     </w:p>
@@ -4475,23 +3580,7 @@
         <w:spacing w:after="120"/>
       </w:pPr>
       <w:r>
-        <w:t xml:space="preserve">A projekt GitHubra történő feltöltése nemcsak archiválási szempontból fontos, hanem a fejlesztési folyamat dokumentálása miatt is. A </w:t>
-      </w:r>
-      <w:proofErr w:type="spellStart"/>
-      <w:r>
-        <w:t>commitokból</w:t>
-      </w:r>
-      <w:proofErr w:type="spellEnd"/>
-      <w:r>
-        <w:t xml:space="preserve"> látszik, hogyan épült fel a rendszer, milyen finomhangolások történtek, és melyik rész mikor érte el a stabil állapotot. A </w:t>
-      </w:r>
-      <w:proofErr w:type="spellStart"/>
-      <w:r>
-        <w:t>release</w:t>
-      </w:r>
-      <w:proofErr w:type="spellEnd"/>
-      <w:r>
-        <w:t xml:space="preserve"> készítése különösen hasznos, ha a beadáskor vagy értékeléskor egy konkrét verziót kell kijelölni véglegesnek.</w:t>
+        <w:t>A projekt GitHubra történő feltöltése nemcsak archiválási szempontból fontos, hanem a fejlesztési folyamat dokumentálása miatt is. A commitokból látszik, hogyan épült fel a rendszer, milyen finomhangolások történtek, és melyik rész mikor érte el a stabil állapotot. A release készítése különösen hasznos, ha a beadáskor vagy értékeléskor egy konkrét verziót kell kijelölni véglegesnek.</w:t>
       </w:r>
     </w:p>
     <w:p>
@@ -4499,31 +3588,7 @@
         <w:spacing w:after="120"/>
       </w:pPr>
       <w:r>
-        <w:t xml:space="preserve">Csapatmunkában a GitHub használata még hangsúlyosabb. Egyik fejlesztő létrehozhatja a </w:t>
-      </w:r>
-      <w:proofErr w:type="spellStart"/>
-      <w:r>
-        <w:t>repository</w:t>
-      </w:r>
-      <w:proofErr w:type="spellEnd"/>
-      <w:r>
-        <w:t xml:space="preserve">-t, a másik </w:t>
-      </w:r>
-      <w:proofErr w:type="spellStart"/>
-      <w:r>
-        <w:t>collaboratorként</w:t>
-      </w:r>
-      <w:proofErr w:type="spellEnd"/>
-      <w:r>
-        <w:t xml:space="preserve"> csatlakozhat, és a munka történhet közösen ugyanazon main ágon vagy külön </w:t>
-      </w:r>
-      <w:proofErr w:type="spellStart"/>
-      <w:r>
-        <w:t>branch-ekben</w:t>
-      </w:r>
-      <w:proofErr w:type="spellEnd"/>
-      <w:r>
-        <w:t>. Ennél a projektnél a fájlszintű felosztás a legpraktikusabb: az egyik fél például a frontend modulokat, a másik a backend és dokumentációs részt gondozhatja.</w:t>
+        <w:t>Csapatmunkában a GitHub használata még hangsúlyosabb. Egyik fejlesztő létrehozhatja a repository-t, a másik collaboratorként csatlakozhat, és a munka történhet közösen ugyanazon main ágon vagy külön branch-ekben. Ennél a projektnél a fájlszintű felosztás a legpraktikusabb: az egyik fél például a frontend modulokat, a másik a backend és dokumentációs részt gondozhatja.</w:t>
       </w:r>
     </w:p>
     <w:p>
@@ -4531,31 +3596,7 @@
         <w:spacing w:after="120"/>
       </w:pPr>
       <w:r>
-        <w:t xml:space="preserve">A </w:t>
-      </w:r>
-      <w:proofErr w:type="spellStart"/>
-      <w:r>
-        <w:t>merge</w:t>
-      </w:r>
-      <w:proofErr w:type="spellEnd"/>
-      <w:r>
-        <w:t xml:space="preserve"> és </w:t>
-      </w:r>
-      <w:proofErr w:type="spellStart"/>
-      <w:r>
-        <w:t>pull</w:t>
-      </w:r>
-      <w:proofErr w:type="spellEnd"/>
-      <w:r>
-        <w:t xml:space="preserve"> folyamatok helyes kezelése szintén része a dokumentált munkafolyamatnak. Ha a távoli </w:t>
-      </w:r>
-      <w:proofErr w:type="spellStart"/>
-      <w:r>
-        <w:t>repository</w:t>
-      </w:r>
-      <w:proofErr w:type="spellEnd"/>
-      <w:r>
-        <w:t xml:space="preserve"> már tartalmaz kezdeti állományokat, akkor a helyi és távoli történetek összefésülése szükségessé válhat. Ez a projektben ténylegesen is előkerült, és jól szemlélteti, hogy a verziókezelés nem pusztán fájlok másolgatása, hanem strukturált együttműködés.</w:t>
+        <w:t>A merge és pull folyamatok helyes kezelése szintén része a dokumentált munkafolyamatnak. Ha a távoli repository már tartalmaz kezdeti állományokat, akkor a helyi és távoli történetek összefésülése szükségessé válhat. Ez a projektben ténylegesen is előkerült, és jól szemlélteti, hogy a verziókezelés nem pusztán fájlok másolgatása, hanem strukturált együttműködés.</w:t>
       </w:r>
     </w:p>
     <w:p>
@@ -4583,23 +3624,7 @@
         <w:spacing w:after="120"/>
       </w:pPr>
       <w:r>
-        <w:t xml:space="preserve">A tesztelést modulonként célszerű végezni. A JavaScript CRUD esetében ellenőrizni kell, hogy új rekord hozzáadása után a táblázat frissül-e, szerkesztéskor az űrlap helyesen töltődik-e fel, valamint törlés után eltűnik-e a sor. A </w:t>
-      </w:r>
-      <w:proofErr w:type="spellStart"/>
-      <w:r>
-        <w:t>React</w:t>
-      </w:r>
-      <w:proofErr w:type="spellEnd"/>
-      <w:r>
-        <w:t xml:space="preserve"> CRUD esetében ugyanez mellett meg kell nézni, hogy a </w:t>
-      </w:r>
-      <w:proofErr w:type="spellStart"/>
-      <w:r>
-        <w:t>toastok</w:t>
-      </w:r>
-      <w:proofErr w:type="spellEnd"/>
-      <w:r>
-        <w:t xml:space="preserve"> helyes típussal jelennek-e meg, és az állapotváltások után nincs-e inkonzisztencia.</w:t>
+        <w:t>A tesztelést modulonként célszerű végezni. A JavaScript CRUD esetében ellenőrizni kell, hogy új rekord hozzáadása után a táblázat frissül-e, szerkesztéskor az űrlap helyesen töltődik-e fel, valamint törlés után eltűnik-e a sor. A React CRUD esetében ugyanez mellett meg kell nézni, hogy a toastok helyes típussal jelennek-e meg, és az állapotváltások után nincs-e inkonzisztencia.</w:t>
       </w:r>
     </w:p>
     <w:p>
@@ -4615,23 +3640,7 @@
         <w:spacing w:after="120"/>
       </w:pPr>
       <w:r>
-        <w:t xml:space="preserve">A </w:t>
-      </w:r>
-      <w:proofErr w:type="spellStart"/>
-      <w:r>
-        <w:t>Fetch</w:t>
-      </w:r>
-      <w:proofErr w:type="spellEnd"/>
-      <w:r>
-        <w:t xml:space="preserve"> API és </w:t>
-      </w:r>
-      <w:proofErr w:type="spellStart"/>
-      <w:r>
-        <w:t>Axios</w:t>
-      </w:r>
-      <w:proofErr w:type="spellEnd"/>
-      <w:r>
-        <w:t xml:space="preserve"> moduloknál minden CRUD műveletet külön végig kell próbálni. Emellett meg kell nézni, hogy a táblázatok a megfelelő formázással jelennek-e meg, a számok jó igazítást kapnak-e, a műveleti gombok elhelyezkedése helyes-e, és a lenyíló mezők valóban a háttéradatokból töltődnek-e fel.</w:t>
+        <w:t>A Fetch API és Axios moduloknál minden CRUD műveletet külön végig kell próbálni. Emellett meg kell nézni, hogy a táblázatok a megfelelő formázással jelennek-e meg, a számok jó igazítást kapnak-e, a műveleti gombok elhelyezkedése helyes-e, és a lenyíló mezők valóban a háttéradatokból töltődnek-e fel.</w:t>
       </w:r>
     </w:p>
     <w:p>
@@ -4659,23 +3668,7 @@
         <w:spacing w:after="120"/>
       </w:pPr>
       <w:r>
-        <w:t xml:space="preserve">A beadandó értékelhetősége szempontjából fontos, hogy az egyes követelménypontokhoz egyértelműen hozzárendelhető legyen a megvalósított rész. A főoldal az index.html fájlban található, a JavaScript CRUD a javascript.html oldalon, a </w:t>
-      </w:r>
-      <w:proofErr w:type="spellStart"/>
-      <w:r>
-        <w:t>React</w:t>
-      </w:r>
-      <w:proofErr w:type="spellEnd"/>
-      <w:r>
-        <w:t xml:space="preserve"> CRUD a react.html alatt, a SPA a spa.html fájlban. A szerveroldali adatbázis-kommunikáció a fetchapi.html és axios.html oldalak mögött, az </w:t>
-      </w:r>
-      <w:proofErr w:type="spellStart"/>
-      <w:r>
-        <w:t>api</w:t>
-      </w:r>
-      <w:proofErr w:type="spellEnd"/>
-      <w:r>
-        <w:t xml:space="preserve"> mappában lévő PHP-végpontokon keresztül történik.</w:t>
+        <w:t>A beadandó értékelhetősége szempontjából fontos, hogy az egyes követelménypontokhoz egyértelműen hozzárendelhető legyen a megvalósított rész. A főoldal az index.html fájlban található, a JavaScript CRUD a javascript.html oldalon, a React CRUD a react.html alatt, a SPA a spa.html fájlban. A szerveroldali adatbázis-kommunikáció a fetchapi.html és axios.html oldalak mögött, az api mappában lévő PHP-végpontokon keresztül történik.</w:t>
       </w:r>
     </w:p>
     <w:p>
@@ -4683,23 +3676,7 @@
         <w:spacing w:after="120"/>
       </w:pPr>
       <w:r>
-        <w:t xml:space="preserve">Az OOJS követelmény a külön oojs.html oldalon valósul meg, ahol az objektumorientált JavaScript-megoldás grafikus kártyák létrehozásával szemlélteti az osztályalapú szervezést. A központi konfiguráció az </w:t>
-      </w:r>
-      <w:proofErr w:type="spellStart"/>
-      <w:r>
-        <w:t>include</w:t>
-      </w:r>
-      <w:proofErr w:type="spellEnd"/>
-      <w:r>
-        <w:t>/</w:t>
-      </w:r>
-      <w:proofErr w:type="spellStart"/>
-      <w:r>
-        <w:t>config.inc.php</w:t>
-      </w:r>
-      <w:proofErr w:type="spellEnd"/>
-      <w:r>
-        <w:t xml:space="preserve"> fájlban található, amely ugyan formálisan nem része a kiírt menüpontoknak, de a rendszer karbantarthatóságának fontos eleme.</w:t>
+        <w:t>Az OOJS követelmény a külön oojs.html oldalon valósul meg, ahol az objektumorientált JavaScript-megoldás grafikus kártyák létrehozásával szemlélteti az osztályalapú szervezést. A központi konfiguráció az include/config.inc.php fájlban található, amely ugyan formálisan nem része a kiírt menüpontoknak, de a rendszer karbantarthatóságának fontos eleme.</w:t>
       </w:r>
     </w:p>
     <w:p>
@@ -4707,15 +3684,7 @@
         <w:spacing w:after="120"/>
       </w:pPr>
       <w:r>
-        <w:t xml:space="preserve">A GitHub, a </w:t>
-      </w:r>
-      <w:proofErr w:type="spellStart"/>
-      <w:r>
-        <w:t>release</w:t>
-      </w:r>
-      <w:proofErr w:type="spellEnd"/>
-      <w:r>
-        <w:t xml:space="preserve"> és a dokumentáció együtt biztosítja, hogy a projekt ne csak kódszinten legyen kész, hanem átadható, követhető és értelmezhető formában is. Ez a fejezet azért fontos, mert a beadandó akkor erős, ha nemcsak működik, hanem jól kommunikálja is a saját felépítését.</w:t>
+        <w:t>A GitHub, a release és a dokumentáció együtt biztosítja, hogy a projekt ne csak kódszinten legyen kész, hanem átadható, követhető és értelmezhető formában is. Ez a fejezet azért fontos, mert a beadandó akkor erős, ha nemcsak működik, hanem jól kommunikálja is a saját felépítését.</w:t>
       </w:r>
     </w:p>
     <w:tbl>
@@ -4899,13 +3868,8 @@
             <w:pPr>
               <w:spacing w:before="40" w:after="40"/>
             </w:pPr>
-            <w:proofErr w:type="spellStart"/>
-            <w:r>
-              <w:t>React</w:t>
-            </w:r>
-            <w:proofErr w:type="spellEnd"/>
-            <w:r>
-              <w:t xml:space="preserve"> CRUD</w:t>
+            <w:r>
+              <w:t>React CRUD</w:t>
             </w:r>
           </w:p>
         </w:tc>
@@ -4919,13 +3883,8 @@
               <w:spacing w:before="40" w:after="40"/>
             </w:pPr>
             <w:r>
-              <w:t xml:space="preserve">react.html + </w:t>
-            </w:r>
-            <w:proofErr w:type="spellStart"/>
-            <w:r>
-              <w:t>react-crud</w:t>
-            </w:r>
-            <w:proofErr w:type="spellEnd"/>
+              <w:t>react.html + react-crud</w:t>
+            </w:r>
           </w:p>
         </w:tc>
         <w:tc>
@@ -4971,15 +3930,7 @@
               <w:spacing w:before="40" w:after="40"/>
             </w:pPr>
             <w:r>
-              <w:t xml:space="preserve">spa.html + </w:t>
-            </w:r>
-            <w:proofErr w:type="spellStart"/>
-            <w:r>
-              <w:t>spa</w:t>
-            </w:r>
-            <w:proofErr w:type="spellEnd"/>
-            <w:r>
-              <w:t>-app</w:t>
+              <w:t>spa.html + spa-app</w:t>
             </w:r>
           </w:p>
         </w:tc>
@@ -5011,13 +3962,8 @@
             <w:pPr>
               <w:spacing w:before="40" w:after="40"/>
             </w:pPr>
-            <w:proofErr w:type="spellStart"/>
-            <w:r>
-              <w:t>Fetch</w:t>
-            </w:r>
-            <w:proofErr w:type="spellEnd"/>
-            <w:r>
-              <w:t xml:space="preserve"> API</w:t>
+            <w:r>
+              <w:t>Fetch API</w:t>
             </w:r>
           </w:p>
         </w:tc>
@@ -5031,21 +3977,8 @@
               <w:spacing w:before="40" w:after="40"/>
             </w:pPr>
             <w:r>
-              <w:t xml:space="preserve">fetchapi.html + </w:t>
-            </w:r>
-            <w:proofErr w:type="spellStart"/>
-            <w:r>
-              <w:t>api</w:t>
-            </w:r>
-            <w:proofErr w:type="spellEnd"/>
-            <w:r>
-              <w:t>/</w:t>
-            </w:r>
-            <w:proofErr w:type="spellStart"/>
-            <w:r>
-              <w:t>foglalkozasok.php</w:t>
-            </w:r>
-            <w:proofErr w:type="spellEnd"/>
+              <w:t>fetchapi.html + api/foglalkozasok.php</w:t>
+            </w:r>
           </w:p>
         </w:tc>
         <w:tc>
@@ -5076,11 +4009,9 @@
             <w:pPr>
               <w:spacing w:before="40" w:after="40"/>
             </w:pPr>
-            <w:proofErr w:type="spellStart"/>
             <w:r>
               <w:t>Axios</w:t>
             </w:r>
-            <w:proofErr w:type="spellEnd"/>
           </w:p>
         </w:tc>
         <w:tc>
@@ -5093,29 +4024,8 @@
               <w:spacing w:before="40" w:after="40"/>
             </w:pPr>
             <w:r>
-              <w:t xml:space="preserve">axios.html + </w:t>
-            </w:r>
-            <w:proofErr w:type="spellStart"/>
-            <w:r>
-              <w:t>axios-react</w:t>
-            </w:r>
-            <w:proofErr w:type="spellEnd"/>
-            <w:r>
-              <w:t xml:space="preserve"> + </w:t>
-            </w:r>
-            <w:proofErr w:type="spellStart"/>
-            <w:r>
-              <w:t>api</w:t>
-            </w:r>
-            <w:proofErr w:type="spellEnd"/>
-            <w:r>
-              <w:t>/</w:t>
-            </w:r>
-            <w:proofErr w:type="spellStart"/>
-            <w:r>
-              <w:t>lakosok.php</w:t>
-            </w:r>
-            <w:proofErr w:type="spellEnd"/>
+              <w:t>axios.html + axios-react + api/lakosok.php</w:t>
+            </w:r>
           </w:p>
         </w:tc>
         <w:tc>
@@ -5127,21 +4037,8 @@
             <w:pPr>
               <w:spacing w:before="40" w:after="40"/>
             </w:pPr>
-            <w:proofErr w:type="spellStart"/>
-            <w:r>
-              <w:t>React</w:t>
-            </w:r>
-            <w:proofErr w:type="spellEnd"/>
-            <w:r>
-              <w:t xml:space="preserve"> + </w:t>
-            </w:r>
-            <w:proofErr w:type="spellStart"/>
-            <w:r>
-              <w:t>Axios</w:t>
-            </w:r>
-            <w:proofErr w:type="spellEnd"/>
-            <w:r>
-              <w:t xml:space="preserve"> adatkezelés.</w:t>
+            <w:r>
+              <w:t>React + Axios adatkezelés.</w:t>
             </w:r>
           </w:p>
         </w:tc>
@@ -5227,15 +4124,7 @@
         <w:spacing w:after="120"/>
       </w:pPr>
       <w:r>
-        <w:t xml:space="preserve">További fejlesztési irány lehet valamilyen grafikon vagy </w:t>
-      </w:r>
-      <w:proofErr w:type="spellStart"/>
-      <w:r>
-        <w:t>dashboard</w:t>
-      </w:r>
-      <w:proofErr w:type="spellEnd"/>
-      <w:r>
-        <w:t xml:space="preserve"> jellegű nézet létrehozása, amely a lakossági és foglalkoztatási adatokat vizuális diagramokon ábrázolja. Ezzel a rendszer közelebb kerülne egy üzleti intelligencia vagy riportkészítő felülethez. Emellett a jelenlegi játékos SPA modul is bővíthető lenne nehézségi szintekkel, időmérővel vagy kérdésbankkal.</w:t>
+        <w:t>További fejlesztési irány lehet valamilyen grafikon vagy dashboard jellegű nézet létrehozása, amely a lakossági és foglalkoztatási adatokat vizuális diagramokon ábrázolja. Ezzel a rendszer közelebb kerülne egy üzleti intelligencia vagy riportkészítő felülethez. Emellett a jelenlegi játékos SPA modul is bővíthető lenne nehézségi szintekkel, időmérővel vagy kérdésbankkal.</w:t>
       </w:r>
     </w:p>
     <w:p>
@@ -5243,23 +4132,7 @@
         <w:spacing w:after="120"/>
       </w:pPr>
       <w:r>
-        <w:t xml:space="preserve">A karbantarthatóságot tovább növelhetné, ha a </w:t>
-      </w:r>
-      <w:proofErr w:type="spellStart"/>
-      <w:r>
-        <w:t>toastok</w:t>
-      </w:r>
-      <w:proofErr w:type="spellEnd"/>
-      <w:r>
-        <w:t xml:space="preserve">, űrlapkomponensek és táblázati sorok részletesebben </w:t>
-      </w:r>
-      <w:proofErr w:type="spellStart"/>
-      <w:r>
-        <w:t>újrafelhasználható</w:t>
-      </w:r>
-      <w:proofErr w:type="spellEnd"/>
-      <w:r>
-        <w:t xml:space="preserve"> közös komponensekbe szerveződnének. Ez főleg akkor lenne indokolt, ha a projektből a jövőben nagyobb rendszer fejlődne ki.</w:t>
+        <w:t>A karbantarthatóságot tovább növelhetné, ha a toastok, űrlapkomponensek és táblázati sorok részletesebben újrafelhasználható közös komponensekbe szerveződnének. Ez főleg akkor lenne indokolt, ha a projektből a jövőben nagyobb rendszer fejlődne ki.</w:t>
       </w:r>
     </w:p>
     <w:p>
@@ -5287,21 +4160,7 @@
         <w:rPr>
           <w:b w:val="0"/>
         </w:rPr>
-        <w:t>FTP feltöltés és adatbázis (</w:t>
-      </w:r>
-      <w:proofErr w:type="spellStart"/>
-      <w:r>
-        <w:rPr>
-          <w:b w:val="0"/>
-        </w:rPr>
-        <w:t>phpMyadmin</w:t>
-      </w:r>
-      <w:proofErr w:type="spellEnd"/>
-      <w:r>
-        <w:rPr>
-          <w:b w:val="0"/>
-        </w:rPr>
-        <w:t>)</w:t>
+        <w:t>FTP feltöltés és adatbázis (phpMyadmin)</w:t>
       </w:r>
       <w:bookmarkEnd w:id="18"/>
     </w:p>
@@ -5316,15 +4175,7 @@
         <w:t xml:space="preserve"> elérhetőségeken lehet hozzáférni az oldal forrásához és adatbázisához. Az adatbázishoz, mivel publikus és ingyenes a nethely.hu tárhelyen, így a szolgáltató csak a tárhely kezelő felületén biztosí</w:t>
       </w:r>
       <w:r>
-        <w:t xml:space="preserve">t </w:t>
-      </w:r>
-      <w:proofErr w:type="spellStart"/>
-      <w:r>
-        <w:t>phpMyadmin</w:t>
-      </w:r>
-      <w:proofErr w:type="spellEnd"/>
-      <w:r>
-        <w:t xml:space="preserve"> elérést.</w:t>
+        <w:t>t phpMyadmin elérést.</w:t>
       </w:r>
     </w:p>
     <w:p>
@@ -5343,39 +4194,16 @@
         </w:r>
       </w:hyperlink>
       <w:r>
-        <w:t xml:space="preserve"> felhasználó: </w:t>
-      </w:r>
-      <w:proofErr w:type="spellStart"/>
-      <w:proofErr w:type="gramStart"/>
-      <w:r>
-        <w:t>pugneri</w:t>
-      </w:r>
-      <w:proofErr w:type="spellEnd"/>
+        <w:t xml:space="preserve"> felhasználó: pugneri</w:t>
+      </w:r>
       <w:r>
         <w:t xml:space="preserve"> </w:t>
       </w:r>
       <w:r>
-        <w:t>;</w:t>
-      </w:r>
-      <w:proofErr w:type="gramEnd"/>
-      <w:r>
-        <w:t xml:space="preserve"> jelszó: </w:t>
-      </w:r>
-      <w:r>
-        <w:t>z%-T(V</w:t>
-      </w:r>
-      <w:proofErr w:type="gramStart"/>
-      <w:r>
-        <w:t>)(</w:t>
-      </w:r>
-      <w:proofErr w:type="spellStart"/>
-      <w:proofErr w:type="gramEnd"/>
-      <w:r>
-        <w:t>wto</w:t>
-      </w:r>
-      <w:proofErr w:type="spellEnd"/>
-      <w:r>
-        <w:t>*3fhSCQL</w:t>
+        <w:t xml:space="preserve">; jelszó: </w:t>
+      </w:r>
+      <w:r>
+        <w:t>z%-T(V)(wto*3fhSCQL</w:t>
       </w:r>
     </w:p>
     <w:p>
@@ -5383,31 +4211,52 @@
         <w:spacing w:after="120"/>
       </w:pPr>
       <w:r>
-        <w:t>Az adatbázis felhasználó: webprog</w:t>
-      </w:r>
-      <w:proofErr w:type="gramStart"/>
-      <w:r>
-        <w:t>260502 ;</w:t>
-      </w:r>
-      <w:proofErr w:type="gramEnd"/>
-      <w:r>
-        <w:t xml:space="preserve"> jelszó: </w:t>
-      </w:r>
-      <w:r>
-        <w:t>z%-T(V</w:t>
-      </w:r>
-      <w:proofErr w:type="gramStart"/>
-      <w:r>
-        <w:t>)(</w:t>
-      </w:r>
-      <w:proofErr w:type="spellStart"/>
-      <w:proofErr w:type="gramEnd"/>
-      <w:r>
-        <w:t>wto</w:t>
-      </w:r>
-      <w:proofErr w:type="spellEnd"/>
-      <w:r>
-        <w:t>*3fhSCQL</w:t>
+        <w:t xml:space="preserve">Tárhely: </w:t>
+      </w:r>
+      <w:hyperlink r:id="rId28" w:history="1">
+        <w:r>
+          <w:rPr>
+            <w:rStyle w:val="Hiperhivatkozs"/>
+          </w:rPr>
+          <w:t>https://nethely.hu</w:t>
+        </w:r>
+      </w:hyperlink>
+      <w:r>
+        <w:t xml:space="preserve"> , </w:t>
+      </w:r>
+      <w:r>
+        <w:t>felhasználó:</w:t>
+      </w:r>
+      <w:r>
+        <w:t xml:space="preserve"> </w:t>
+      </w:r>
+      <w:hyperlink r:id="rId29" w:history="1">
+        <w:r>
+          <w:rPr>
+            <w:rStyle w:val="Hiperhivatkozs"/>
+          </w:rPr>
+          <w:t>webprog@pap-lan.hu</w:t>
+        </w:r>
+      </w:hyperlink>
+      <w:r>
+        <w:t xml:space="preserve"> ; jelszó: </w:t>
+      </w:r>
+      <w:r>
+        <w:t>z%-T(V)(wto*3fhSCQL</w:t>
+      </w:r>
+      <w:r>
+        <w:t xml:space="preserve"> </w:t>
+      </w:r>
+    </w:p>
+    <w:p>
+      <w:pPr>
+        <w:spacing w:after="120"/>
+      </w:pPr>
+      <w:r>
+        <w:t xml:space="preserve">Az adatbázis felhasználó: webprog260502 ; jelszó: </w:t>
+      </w:r>
+      <w:r>
+        <w:t>z%-T(V)(wto*3fhSCQL</w:t>
       </w:r>
     </w:p>
     <w:p>
@@ -5441,23 +4290,7 @@
         <w:spacing w:after="120"/>
       </w:pPr>
       <w:r>
-        <w:t xml:space="preserve">A beadandó végső formájában egy összetett, de átgondolt felépítésű webalkalmazás lett. A különböző technológiák nem széteső mintapéldákként, hanem közös témára épülő modulokként jelennek meg. A projekt képes bemutatni a klasszikus JavaScript, a </w:t>
-      </w:r>
-      <w:proofErr w:type="spellStart"/>
-      <w:r>
-        <w:t>React</w:t>
-      </w:r>
-      <w:proofErr w:type="spellEnd"/>
-      <w:r>
-        <w:t xml:space="preserve">, a SPA-szemlélet, a PHP backend, a </w:t>
-      </w:r>
-      <w:proofErr w:type="spellStart"/>
-      <w:r>
-        <w:t>MySQL</w:t>
-      </w:r>
-      <w:proofErr w:type="spellEnd"/>
-      <w:r>
-        <w:t xml:space="preserve"> adatbázis és az OOJS együttműködését.</w:t>
+        <w:t>A beadandó végső formájában egy összetett, de átgondolt felépítésű webalkalmazás lett. A különböző technológiák nem széteső mintapéldákként, hanem közös témára épülő modulokként jelennek meg. A projekt képes bemutatni a klasszikus JavaScript, a React, a SPA-szemlélet, a PHP backend, a MySQL adatbázis és az OOJS együttműködését.</w:t>
       </w:r>
     </w:p>
     <w:p>
@@ -5465,23 +4298,7 @@
         <w:spacing w:after="120"/>
       </w:pPr>
       <w:r>
-        <w:t xml:space="preserve">A fejlesztési folyamat során számos apró, de fontos részletre kellett figyelni: </w:t>
-      </w:r>
-      <w:proofErr w:type="spellStart"/>
-      <w:r>
-        <w:t>buildelési</w:t>
-      </w:r>
-      <w:proofErr w:type="spellEnd"/>
-      <w:r>
-        <w:t xml:space="preserve"> problémákra, CSS és </w:t>
-      </w:r>
-      <w:proofErr w:type="spellStart"/>
-      <w:r>
-        <w:t>inline</w:t>
-      </w:r>
-      <w:proofErr w:type="spellEnd"/>
-      <w:r>
-        <w:t xml:space="preserve"> stílusok ütközésére, gombállapotok logikájára, adatbázis-konfiguráció központosítására, valamint a felhasználói visszajelzések minőségére. Ezek a feladatok együtt adták azt a tapasztalatot, amely a projektet valódi beadandóvá emelte.</w:t>
+        <w:t>A fejlesztési folyamat során számos apró, de fontos részletre kellett figyelni: buildelési problémákra, CSS és inline stílusok ütközésére, gombállapotok logikájára, adatbázis-konfiguráció központosítására, valamint a felhasználói visszajelzések minőségére. Ezek a feladatok együtt adták azt a tapasztalatot, amely a projektet valódi beadandóvá emelte.</w:t>
       </w:r>
     </w:p>
     <w:p>
@@ -5499,7 +4316,7 @@
       <w:r>
         <w:t xml:space="preserve">A feladat publikus webhelye: </w:t>
       </w:r>
-      <w:hyperlink r:id="rId28" w:history="1">
+      <w:hyperlink r:id="rId30" w:history="1">
         <w:r>
           <w:rPr>
             <w:rStyle w:val="Hiperhivatkozs"/>
@@ -5509,19 +4326,15 @@
       </w:hyperlink>
       <w:r>
         <w:br/>
-      </w:r>
-      <w:proofErr w:type="spellStart"/>
-      <w:r>
         <w:t>Github</w:t>
       </w:r>
-      <w:proofErr w:type="spellEnd"/>
       <w:r>
         <w:t xml:space="preserve"> elérés</w:t>
       </w:r>
       <w:r>
         <w:t xml:space="preserve">: </w:t>
       </w:r>
-      <w:hyperlink r:id="rId29" w:history="1">
+      <w:hyperlink r:id="rId31" w:history="1">
         <w:r>
           <w:rPr>
             <w:rStyle w:val="Hiperhivatkozs"/>
@@ -5579,15 +4392,7 @@
         <w:ind w:left="283"/>
       </w:pPr>
       <w:r>
-        <w:t xml:space="preserve">• A </w:t>
-      </w:r>
-      <w:proofErr w:type="spellStart"/>
-      <w:r>
-        <w:t>config.inc.php</w:t>
-      </w:r>
-      <w:proofErr w:type="spellEnd"/>
-      <w:r>
-        <w:t xml:space="preserve"> a megfelelő elérési adatokat tartalmazza.</w:t>
+        <w:t>• A config.inc.php a megfelelő elérési adatokat tartalmazza.</w:t>
       </w:r>
     </w:p>
     <w:p>
@@ -5596,63 +4401,7 @@
         <w:ind w:left="283"/>
       </w:pPr>
       <w:r>
-        <w:t xml:space="preserve">• A </w:t>
-      </w:r>
-      <w:proofErr w:type="spellStart"/>
-      <w:r>
-        <w:t>React</w:t>
-      </w:r>
-      <w:proofErr w:type="spellEnd"/>
-      <w:r>
-        <w:t xml:space="preserve"> alprojektek </w:t>
-      </w:r>
-      <w:proofErr w:type="spellStart"/>
-      <w:r>
-        <w:t>npm</w:t>
-      </w:r>
-      <w:proofErr w:type="spellEnd"/>
-      <w:r>
-        <w:t xml:space="preserve"> </w:t>
-      </w:r>
-      <w:proofErr w:type="spellStart"/>
-      <w:r>
-        <w:t>install</w:t>
-      </w:r>
-      <w:proofErr w:type="spellEnd"/>
-      <w:r>
-        <w:t xml:space="preserve"> és </w:t>
-      </w:r>
-      <w:proofErr w:type="spellStart"/>
-      <w:r>
-        <w:t>npm</w:t>
-      </w:r>
-      <w:proofErr w:type="spellEnd"/>
-      <w:r>
-        <w:t xml:space="preserve"> </w:t>
-      </w:r>
-      <w:proofErr w:type="spellStart"/>
-      <w:r>
-        <w:t>run</w:t>
-      </w:r>
-      <w:proofErr w:type="spellEnd"/>
-      <w:r>
-        <w:t xml:space="preserve"> </w:t>
-      </w:r>
-      <w:proofErr w:type="spellStart"/>
-      <w:r>
-        <w:t>build</w:t>
-      </w:r>
-      <w:proofErr w:type="spellEnd"/>
-      <w:r>
-        <w:t xml:space="preserve"> után friss </w:t>
-      </w:r>
-      <w:proofErr w:type="spellStart"/>
-      <w:r>
-        <w:t>dist</w:t>
-      </w:r>
-      <w:proofErr w:type="spellEnd"/>
-      <w:r>
-        <w:t xml:space="preserve"> állományokkal rendelkeznek.</w:t>
+        <w:t>• A React alprojektek npm install és npm run build után friss dist állományokkal rendelkeznek.</w:t>
       </w:r>
     </w:p>
     <w:p>
@@ -5661,23 +4410,7 @@
         <w:ind w:left="283"/>
       </w:pPr>
       <w:r>
-        <w:t xml:space="preserve">• A </w:t>
-      </w:r>
-      <w:proofErr w:type="spellStart"/>
-      <w:r>
-        <w:t>Fetch</w:t>
-      </w:r>
-      <w:proofErr w:type="spellEnd"/>
-      <w:r>
-        <w:t xml:space="preserve"> API és </w:t>
-      </w:r>
-      <w:proofErr w:type="spellStart"/>
-      <w:r>
-        <w:t>Axios</w:t>
-      </w:r>
-      <w:proofErr w:type="spellEnd"/>
-      <w:r>
-        <w:t xml:space="preserve"> modul ténylegesen ment, módosít és töröl az adatbázisban.</w:t>
+        <w:t>• A Fetch API és Axios modul ténylegesen ment, módosít és töröl az adatbázisban.</w:t>
       </w:r>
     </w:p>
     <w:p>
@@ -5686,31 +4419,7 @@
         <w:ind w:left="283"/>
       </w:pPr>
       <w:r>
-        <w:t xml:space="preserve">• A </w:t>
-      </w:r>
-      <w:proofErr w:type="spellStart"/>
-      <w:r>
-        <w:t>toastok</w:t>
-      </w:r>
-      <w:proofErr w:type="spellEnd"/>
-      <w:r>
-        <w:t xml:space="preserve"> típusa megfelelő: </w:t>
-      </w:r>
-      <w:proofErr w:type="spellStart"/>
-      <w:r>
-        <w:t>success</w:t>
-      </w:r>
-      <w:proofErr w:type="spellEnd"/>
-      <w:r>
-        <w:t xml:space="preserve"> zöld, </w:t>
-      </w:r>
-      <w:proofErr w:type="spellStart"/>
-      <w:r>
-        <w:t>error</w:t>
-      </w:r>
-      <w:proofErr w:type="spellEnd"/>
-      <w:r>
-        <w:t xml:space="preserve"> piros, figyelmeztetés sárga.</w:t>
+        <w:t>• A toastok típusa megfelelő: success zöld, error piros, figyelmeztetés sárga.</w:t>
       </w:r>
     </w:p>
     <w:p>
@@ -5719,27 +4428,11 @@
         <w:ind w:left="283"/>
       </w:pPr>
       <w:r>
-        <w:t xml:space="preserve">• A GitHub </w:t>
-      </w:r>
-      <w:proofErr w:type="spellStart"/>
-      <w:r>
-        <w:t>repository</w:t>
-      </w:r>
-      <w:proofErr w:type="spellEnd"/>
-      <w:r>
-        <w:t xml:space="preserve"> friss, a </w:t>
-      </w:r>
-      <w:proofErr w:type="spellStart"/>
-      <w:r>
-        <w:t>release</w:t>
-      </w:r>
-      <w:proofErr w:type="spellEnd"/>
-      <w:r>
-        <w:t xml:space="preserve"> és a dokumentáció elérhető.</w:t>
+        <w:t>• A GitHub repository friss, a release és a dokumentáció elérhető.</w:t>
       </w:r>
     </w:p>
     <w:sectPr>
-      <w:footerReference w:type="default" r:id="rId30"/>
+      <w:footerReference w:type="default" r:id="rId32"/>
       <w:pgSz w:w="12240" w:h="15840"/>
       <w:pgMar w:top="1247" w:right="1247" w:bottom="1134" w:left="1361" w:header="720" w:footer="720" w:gutter="0"/>
       <w:cols w:space="720"/>
